--- a/PUBLISHED/biol-1/course/Schedule.docx
+++ b/PUBLISHED/biol-1/course/Schedule.docx
@@ -20,9 +20,22 @@
     </w:p>
     <w:p>
       <w:r>
-        <w:t>Draft schedule for the Fall 2026 Pelican Bay offering. Section number,</w:t>
+        <w:t xml:space="preserve">Schedule for BIOL-1 section </w:t>
+      </w:r>
+      <w:r>
+        <w:rPr>
+          <w:b/>
+        </w:rPr>
+        <w:t>C1000</w:t>
+      </w:r>
+      <w:r>
+        <w:t xml:space="preserve"> at the D Yard Education room.</w:t>
         <w:br/>
-        <w:t>yard/room, and official final-exam slot remain TBD.</w:t>
+        <w:t>Required meetings are Tuesdays and Thursdays, 5:30–8:40 PM. The first class</w:t>
+        <w:br/>
+        <w:t>meeting is August 25. The planned section final examination is December 10;</w:t>
+        <w:br/>
+        <w:t>December 15 is reserved for feedback and post-final discussions.</w:t>
       </w:r>
     </w:p>
     <w:tbl>
@@ -31,16 +44,28 @@
         <w:tblLook w:firstColumn="1" w:firstRow="1" w:lastColumn="0" w:lastRow="0" w:noHBand="0" w:noVBand="1" w:val="04A0"/>
       </w:tblPr>
       <w:tblGrid>
-        <w:gridCol w:w="1728"/>
-        <w:gridCol w:w="1728"/>
-        <w:gridCol w:w="1728"/>
-        <w:gridCol w:w="1728"/>
-        <w:gridCol w:w="1728"/>
+        <w:gridCol w:w="1234"/>
+        <w:gridCol w:w="1234"/>
+        <w:gridCol w:w="1234"/>
+        <w:gridCol w:w="1234"/>
+        <w:gridCol w:w="1234"/>
+        <w:gridCol w:w="1234"/>
+        <w:gridCol w:w="1234"/>
       </w:tblGrid>
       <w:tr>
         <w:tc>
           <w:tcPr>
-            <w:tcW w:type="dxa" w:w="1728"/>
+            <w:tcW w:type="dxa" w:w="1234"/>
+          </w:tcPr>
+          <w:p>
+            <w:r>
+              <w:t>Session</w:t>
+            </w:r>
+          </w:p>
+        </w:tc>
+        <w:tc>
+          <w:tcPr>
+            <w:tcW w:type="dxa" w:w="1234"/>
           </w:tcPr>
           <w:p>
             <w:r>
@@ -50,7 +75,7 @@
         </w:tc>
         <w:tc>
           <w:tcPr>
-            <w:tcW w:type="dxa" w:w="1728"/>
+            <w:tcW w:type="dxa" w:w="1234"/>
           </w:tcPr>
           <w:p>
             <w:r>
@@ -60,7 +85,7 @@
         </w:tc>
         <w:tc>
           <w:tcPr>
-            <w:tcW w:type="dxa" w:w="1728"/>
+            <w:tcW w:type="dxa" w:w="1234"/>
           </w:tcPr>
           <w:p>
             <w:r>
@@ -70,7 +95,7 @@
         </w:tc>
         <w:tc>
           <w:tcPr>
-            <w:tcW w:type="dxa" w:w="1728"/>
+            <w:tcW w:type="dxa" w:w="1234"/>
           </w:tcPr>
           <w:p>
             <w:r>
@@ -80,7 +105,17 @@
         </w:tc>
         <w:tc>
           <w:tcPr>
-            <w:tcW w:type="dxa" w:w="1728"/>
+            <w:tcW w:type="dxa" w:w="1234"/>
+          </w:tcPr>
+          <w:p>
+            <w:r>
+              <w:t>Recommended textbook chapters</w:t>
+            </w:r>
+          </w:p>
+        </w:tc>
+        <w:tc>
+          <w:tcPr>
+            <w:tcW w:type="dxa" w:w="1234"/>
           </w:tcPr>
           <w:p>
             <w:r>
@@ -92,7 +127,7 @@
       <w:tr>
         <w:tc>
           <w:tcPr>
-            <w:tcW w:type="dxa" w:w="1728"/>
+            <w:tcW w:type="dxa" w:w="1234"/>
           </w:tcPr>
           <w:p>
             <w:r>
@@ -102,27 +137,37 @@
         </w:tc>
         <w:tc>
           <w:tcPr>
-            <w:tcW w:type="dxa" w:w="1728"/>
+            <w:tcW w:type="dxa" w:w="1234"/>
           </w:tcPr>
           <w:p>
             <w:r>
-              <w:t>Mon</w:t>
+              <w:t>1</w:t>
             </w:r>
           </w:p>
         </w:tc>
         <w:tc>
           <w:tcPr>
-            <w:tcW w:type="dxa" w:w="1728"/>
+            <w:tcW w:type="dxa" w:w="1234"/>
           </w:tcPr>
           <w:p>
             <w:r>
-              <w:t>8/24</w:t>
+              <w:t>Tue</w:t>
             </w:r>
           </w:p>
         </w:tc>
         <w:tc>
           <w:tcPr>
-            <w:tcW w:type="dxa" w:w="1728"/>
+            <w:tcW w:type="dxa" w:w="1234"/>
+          </w:tcPr>
+          <w:p>
+            <w:r>
+              <w:t>8/25</w:t>
+            </w:r>
+          </w:p>
+        </w:tc>
+        <w:tc>
+          <w:tcPr>
+            <w:tcW w:type="dxa" w:w="1234"/>
           </w:tcPr>
           <w:p>
             <w:r>
@@ -132,7 +177,17 @@
         </w:tc>
         <w:tc>
           <w:tcPr>
-            <w:tcW w:type="dxa" w:w="1728"/>
+            <w:tcW w:type="dxa" w:w="1234"/>
+          </w:tcPr>
+          <w:p>
+            <w:r>
+              <w:t>Ch. 1</w:t>
+            </w:r>
+          </w:p>
+        </w:tc>
+        <w:tc>
+          <w:tcPr>
+            <w:tcW w:type="dxa" w:w="1234"/>
           </w:tcPr>
           <w:p>
             <w:r>
@@ -144,7 +199,17 @@
       <w:tr>
         <w:tc>
           <w:tcPr>
-            <w:tcW w:type="dxa" w:w="1728"/>
+            <w:tcW w:type="dxa" w:w="1234"/>
+          </w:tcPr>
+          <w:p>
+            <w:r>
+              <w:t>2</w:t>
+            </w:r>
+          </w:p>
+        </w:tc>
+        <w:tc>
+          <w:tcPr>
+            <w:tcW w:type="dxa" w:w="1234"/>
           </w:tcPr>
           <w:p>
             <w:r>
@@ -154,27 +219,27 @@
         </w:tc>
         <w:tc>
           <w:tcPr>
-            <w:tcW w:type="dxa" w:w="1728"/>
+            <w:tcW w:type="dxa" w:w="1234"/>
           </w:tcPr>
           <w:p>
             <w:r>
-              <w:t>Wed</w:t>
+              <w:t>Thu</w:t>
             </w:r>
           </w:p>
         </w:tc>
         <w:tc>
           <w:tcPr>
-            <w:tcW w:type="dxa" w:w="1728"/>
+            <w:tcW w:type="dxa" w:w="1234"/>
           </w:tcPr>
           <w:p>
             <w:r>
-              <w:t>8/26</w:t>
+              <w:t>8/27</w:t>
             </w:r>
           </w:p>
         </w:tc>
         <w:tc>
           <w:tcPr>
-            <w:tcW w:type="dxa" w:w="1728"/>
+            <w:tcW w:type="dxa" w:w="1234"/>
           </w:tcPr>
           <w:p>
             <w:r>
@@ -184,7 +249,17 @@
         </w:tc>
         <w:tc>
           <w:tcPr>
-            <w:tcW w:type="dxa" w:w="1728"/>
+            <w:tcW w:type="dxa" w:w="1234"/>
+          </w:tcPr>
+          <w:p>
+            <w:r>
+              <w:t>Ch. 2</w:t>
+            </w:r>
+          </w:p>
+        </w:tc>
+        <w:tc>
+          <w:tcPr>
+            <w:tcW w:type="dxa" w:w="1234"/>
           </w:tcPr>
           <w:p>
             <w:r/>
@@ -194,7 +269,17 @@
       <w:tr>
         <w:tc>
           <w:tcPr>
-            <w:tcW w:type="dxa" w:w="1728"/>
+            <w:tcW w:type="dxa" w:w="1234"/>
+          </w:tcPr>
+          <w:p>
+            <w:r>
+              <w:t>3</w:t>
+            </w:r>
+          </w:p>
+        </w:tc>
+        <w:tc>
+          <w:tcPr>
+            <w:tcW w:type="dxa" w:w="1234"/>
           </w:tcPr>
           <w:p>
             <w:r>
@@ -204,27 +289,27 @@
         </w:tc>
         <w:tc>
           <w:tcPr>
-            <w:tcW w:type="dxa" w:w="1728"/>
+            <w:tcW w:type="dxa" w:w="1234"/>
           </w:tcPr>
           <w:p>
             <w:r>
-              <w:t>Mon</w:t>
+              <w:t>Tue</w:t>
             </w:r>
           </w:p>
         </w:tc>
         <w:tc>
           <w:tcPr>
-            <w:tcW w:type="dxa" w:w="1728"/>
+            <w:tcW w:type="dxa" w:w="1234"/>
           </w:tcPr>
           <w:p>
             <w:r>
-              <w:t>8/31</w:t>
+              <w:t>9/1</w:t>
             </w:r>
           </w:p>
         </w:tc>
         <w:tc>
           <w:tcPr>
-            <w:tcW w:type="dxa" w:w="1728"/>
+            <w:tcW w:type="dxa" w:w="1234"/>
           </w:tcPr>
           <w:p>
             <w:r>
@@ -234,7 +319,17 @@
         </w:tc>
         <w:tc>
           <w:tcPr>
-            <w:tcW w:type="dxa" w:w="1728"/>
+            <w:tcW w:type="dxa" w:w="1234"/>
+          </w:tcPr>
+          <w:p>
+            <w:r>
+              <w:t>Ch. 3</w:t>
+            </w:r>
+          </w:p>
+        </w:tc>
+        <w:tc>
+          <w:tcPr>
+            <w:tcW w:type="dxa" w:w="1234"/>
           </w:tcPr>
           <w:p>
             <w:r/>
@@ -244,7 +339,17 @@
       <w:tr>
         <w:tc>
           <w:tcPr>
-            <w:tcW w:type="dxa" w:w="1728"/>
+            <w:tcW w:type="dxa" w:w="1234"/>
+          </w:tcPr>
+          <w:p>
+            <w:r>
+              <w:t>4</w:t>
+            </w:r>
+          </w:p>
+        </w:tc>
+        <w:tc>
+          <w:tcPr>
+            <w:tcW w:type="dxa" w:w="1234"/>
           </w:tcPr>
           <w:p>
             <w:r>
@@ -254,49 +359,67 @@
         </w:tc>
         <w:tc>
           <w:tcPr>
-            <w:tcW w:type="dxa" w:w="1728"/>
+            <w:tcW w:type="dxa" w:w="1234"/>
           </w:tcPr>
           <w:p>
             <w:r>
-              <w:t>Wed</w:t>
+              <w:t>Thu</w:t>
             </w:r>
           </w:p>
         </w:tc>
         <w:tc>
           <w:tcPr>
-            <w:tcW w:type="dxa" w:w="1728"/>
+            <w:tcW w:type="dxa" w:w="1234"/>
           </w:tcPr>
           <w:p>
             <w:r>
-              <w:t>9/2</w:t>
+              <w:t>9/3</w:t>
             </w:r>
           </w:p>
         </w:tc>
         <w:tc>
           <w:tcPr>
-            <w:tcW w:type="dxa" w:w="1728"/>
+            <w:tcW w:type="dxa" w:w="1234"/>
           </w:tcPr>
           <w:p>
             <w:r>
-              <w:t>No Class</w:t>
+              <w:t>Module 4: Cells; Lab 4</w:t>
             </w:r>
           </w:p>
         </w:tc>
         <w:tc>
           <w:tcPr>
-            <w:tcW w:type="dxa" w:w="1728"/>
+            <w:tcW w:type="dxa" w:w="1234"/>
           </w:tcPr>
           <w:p>
             <w:r>
-              <w:t>First Wednesday - Programs Canceled</w:t>
+              <w:t>Ch. 4</w:t>
             </w:r>
+          </w:p>
+        </w:tc>
+        <w:tc>
+          <w:tcPr>
+            <w:tcW w:type="dxa" w:w="1234"/>
+          </w:tcPr>
+          <w:p>
+            <w:r/>
           </w:p>
         </w:tc>
       </w:tr>
       <w:tr>
         <w:tc>
           <w:tcPr>
-            <w:tcW w:type="dxa" w:w="1728"/>
+            <w:tcW w:type="dxa" w:w="1234"/>
+          </w:tcPr>
+          <w:p>
+            <w:r>
+              <w:t>5</w:t>
+            </w:r>
+          </w:p>
+        </w:tc>
+        <w:tc>
+          <w:tcPr>
+            <w:tcW w:type="dxa" w:w="1234"/>
           </w:tcPr>
           <w:p>
             <w:r>
@@ -306,49 +429,67 @@
         </w:tc>
         <w:tc>
           <w:tcPr>
-            <w:tcW w:type="dxa" w:w="1728"/>
+            <w:tcW w:type="dxa" w:w="1234"/>
           </w:tcPr>
           <w:p>
             <w:r>
-              <w:t>Mon</w:t>
+              <w:t>Tue</w:t>
             </w:r>
           </w:p>
         </w:tc>
         <w:tc>
           <w:tcPr>
-            <w:tcW w:type="dxa" w:w="1728"/>
+            <w:tcW w:type="dxa" w:w="1234"/>
           </w:tcPr>
           <w:p>
             <w:r>
-              <w:t>9/7</w:t>
+              <w:t>9/8</w:t>
             </w:r>
           </w:p>
         </w:tc>
         <w:tc>
           <w:tcPr>
-            <w:tcW w:type="dxa" w:w="1728"/>
+            <w:tcW w:type="dxa" w:w="1234"/>
           </w:tcPr>
           <w:p>
             <w:r>
-              <w:t>No Class</w:t>
+              <w:t>Module 5: Membranes; Lab 5</w:t>
             </w:r>
           </w:p>
         </w:tc>
         <w:tc>
           <w:tcPr>
-            <w:tcW w:type="dxa" w:w="1728"/>
+            <w:tcW w:type="dxa" w:w="1234"/>
           </w:tcPr>
           <w:p>
             <w:r>
-              <w:t>Labor Day Holiday</w:t>
+              <w:t>Ch. 5</w:t>
             </w:r>
+          </w:p>
+        </w:tc>
+        <w:tc>
+          <w:tcPr>
+            <w:tcW w:type="dxa" w:w="1234"/>
+          </w:tcPr>
+          <w:p>
+            <w:r/>
           </w:p>
         </w:tc>
       </w:tr>
       <w:tr>
         <w:tc>
           <w:tcPr>
-            <w:tcW w:type="dxa" w:w="1728"/>
+            <w:tcW w:type="dxa" w:w="1234"/>
+          </w:tcPr>
+          <w:p>
+            <w:r>
+              <w:t>6</w:t>
+            </w:r>
+          </w:p>
+        </w:tc>
+        <w:tc>
+          <w:tcPr>
+            <w:tcW w:type="dxa" w:w="1234"/>
           </w:tcPr>
           <w:p>
             <w:r>
@@ -358,37 +499,47 @@
         </w:tc>
         <w:tc>
           <w:tcPr>
-            <w:tcW w:type="dxa" w:w="1728"/>
+            <w:tcW w:type="dxa" w:w="1234"/>
           </w:tcPr>
           <w:p>
             <w:r>
-              <w:t>Wed</w:t>
+              <w:t>Thu</w:t>
             </w:r>
           </w:p>
         </w:tc>
         <w:tc>
           <w:tcPr>
-            <w:tcW w:type="dxa" w:w="1728"/>
+            <w:tcW w:type="dxa" w:w="1234"/>
           </w:tcPr>
           <w:p>
             <w:r>
-              <w:t>9/9</w:t>
+              <w:t>9/10</w:t>
             </w:r>
           </w:p>
         </w:tc>
         <w:tc>
           <w:tcPr>
-            <w:tcW w:type="dxa" w:w="1728"/>
+            <w:tcW w:type="dxa" w:w="1234"/>
           </w:tcPr>
           <w:p>
             <w:r>
-              <w:t>Module 4: Cells; Lab 4</w:t>
+              <w:t>Module 6: Metabolism; Lab 6</w:t>
             </w:r>
           </w:p>
         </w:tc>
         <w:tc>
           <w:tcPr>
-            <w:tcW w:type="dxa" w:w="1728"/>
+            <w:tcW w:type="dxa" w:w="1234"/>
+          </w:tcPr>
+          <w:p>
+            <w:r>
+              <w:t>Chs. 6–8</w:t>
+            </w:r>
+          </w:p>
+        </w:tc>
+        <w:tc>
+          <w:tcPr>
+            <w:tcW w:type="dxa" w:w="1234"/>
           </w:tcPr>
           <w:p>
             <w:r/>
@@ -398,7 +549,17 @@
       <w:tr>
         <w:tc>
           <w:tcPr>
-            <w:tcW w:type="dxa" w:w="1728"/>
+            <w:tcW w:type="dxa" w:w="1234"/>
+          </w:tcPr>
+          <w:p>
+            <w:r>
+              <w:t>7</w:t>
+            </w:r>
+          </w:p>
+        </w:tc>
+        <w:tc>
+          <w:tcPr>
+            <w:tcW w:type="dxa" w:w="1234"/>
           </w:tcPr>
           <w:p>
             <w:r>
@@ -408,41 +569,51 @@
         </w:tc>
         <w:tc>
           <w:tcPr>
-            <w:tcW w:type="dxa" w:w="1728"/>
+            <w:tcW w:type="dxa" w:w="1234"/>
           </w:tcPr>
           <w:p>
             <w:r>
-              <w:t>Mon</w:t>
+              <w:t>Tue</w:t>
             </w:r>
           </w:p>
         </w:tc>
         <w:tc>
           <w:tcPr>
-            <w:tcW w:type="dxa" w:w="1728"/>
+            <w:tcW w:type="dxa" w:w="1234"/>
           </w:tcPr>
           <w:p>
             <w:r>
-              <w:t>9/14</w:t>
+              <w:t>9/15</w:t>
             </w:r>
           </w:p>
         </w:tc>
         <w:tc>
           <w:tcPr>
-            <w:tcW w:type="dxa" w:w="1728"/>
+            <w:tcW w:type="dxa" w:w="1234"/>
           </w:tcPr>
           <w:p>
             <w:r>
-              <w:t>Practice Test 01 (Modules 1-4); Lab 5</w:t>
+              <w:t>Practice Tests 01–02; Exam 01 review</w:t>
             </w:r>
           </w:p>
         </w:tc>
         <w:tc>
           <w:tcPr>
-            <w:tcW w:type="dxa" w:w="1728"/>
+            <w:tcW w:type="dxa" w:w="1234"/>
           </w:tcPr>
           <w:p>
             <w:r>
-              <w:t>Plan upcoming labs</w:t>
+              <w:t>Chs. 1–8</w:t>
+            </w:r>
+          </w:p>
+        </w:tc>
+        <w:tc>
+          <w:tcPr>
+            <w:tcW w:type="dxa" w:w="1234"/>
+          </w:tcPr>
+          <w:p>
+            <w:r>
+              <w:t>Practice Test 01 covers Modules 1–4; Practice Test 02 covers Modules 5–6</w:t>
             </w:r>
           </w:p>
         </w:tc>
@@ -450,7 +621,17 @@
       <w:tr>
         <w:tc>
           <w:tcPr>
-            <w:tcW w:type="dxa" w:w="1728"/>
+            <w:tcW w:type="dxa" w:w="1234"/>
+          </w:tcPr>
+          <w:p>
+            <w:r>
+              <w:t>8</w:t>
+            </w:r>
+          </w:p>
+        </w:tc>
+        <w:tc>
+          <w:tcPr>
+            <w:tcW w:type="dxa" w:w="1234"/>
           </w:tcPr>
           <w:p>
             <w:r>
@@ -460,187 +641,47 @@
         </w:tc>
         <w:tc>
           <w:tcPr>
-            <w:tcW w:type="dxa" w:w="1728"/>
+            <w:tcW w:type="dxa" w:w="1234"/>
           </w:tcPr>
           <w:p>
             <w:r>
-              <w:t>Wed</w:t>
+              <w:t>Thu</w:t>
             </w:r>
           </w:p>
         </w:tc>
         <w:tc>
           <w:tcPr>
-            <w:tcW w:type="dxa" w:w="1728"/>
+            <w:tcW w:type="dxa" w:w="1234"/>
           </w:tcPr>
           <w:p>
             <w:r>
-              <w:t>9/16</w:t>
+              <w:t>9/17</w:t>
             </w:r>
           </w:p>
         </w:tc>
         <w:tc>
           <w:tcPr>
-            <w:tcW w:type="dxa" w:w="1728"/>
+            <w:tcW w:type="dxa" w:w="1234"/>
           </w:tcPr>
           <w:p>
             <w:r>
-              <w:t>Module 5: Membranes; Lab 5</w:t>
+              <w:t>Exam 01 (Modules 1–6)</w:t>
             </w:r>
           </w:p>
         </w:tc>
         <w:tc>
           <w:tcPr>
-            <w:tcW w:type="dxa" w:w="1728"/>
-          </w:tcPr>
-          <w:p>
-            <w:r/>
-          </w:p>
-        </w:tc>
-      </w:tr>
-      <w:tr>
-        <w:tc>
-          <w:tcPr>
-            <w:tcW w:type="dxa" w:w="1728"/>
+            <w:tcW w:type="dxa" w:w="1234"/>
           </w:tcPr>
           <w:p>
             <w:r>
-              <w:t>5</w:t>
+              <w:t>Chs. 1–8</w:t>
             </w:r>
           </w:p>
         </w:tc>
         <w:tc>
           <w:tcPr>
-            <w:tcW w:type="dxa" w:w="1728"/>
-          </w:tcPr>
-          <w:p>
-            <w:r>
-              <w:t>Mon</w:t>
-            </w:r>
-          </w:p>
-        </w:tc>
-        <w:tc>
-          <w:tcPr>
-            <w:tcW w:type="dxa" w:w="1728"/>
-          </w:tcPr>
-          <w:p>
-            <w:r>
-              <w:t>9/21</w:t>
-            </w:r>
-          </w:p>
-        </w:tc>
-        <w:tc>
-          <w:tcPr>
-            <w:tcW w:type="dxa" w:w="1728"/>
-          </w:tcPr>
-          <w:p>
-            <w:r>
-              <w:t>Module 6: Metabolism; Lab 6</w:t>
-            </w:r>
-          </w:p>
-        </w:tc>
-        <w:tc>
-          <w:tcPr>
-            <w:tcW w:type="dxa" w:w="1728"/>
-          </w:tcPr>
-          <w:p>
-            <w:r/>
-          </w:p>
-        </w:tc>
-      </w:tr>
-      <w:tr>
-        <w:tc>
-          <w:tcPr>
-            <w:tcW w:type="dxa" w:w="1728"/>
-          </w:tcPr>
-          <w:p>
-            <w:r>
-              <w:t>5</w:t>
-            </w:r>
-          </w:p>
-        </w:tc>
-        <w:tc>
-          <w:tcPr>
-            <w:tcW w:type="dxa" w:w="1728"/>
-          </w:tcPr>
-          <w:p>
-            <w:r>
-              <w:t>Wed</w:t>
-            </w:r>
-          </w:p>
-        </w:tc>
-        <w:tc>
-          <w:tcPr>
-            <w:tcW w:type="dxa" w:w="1728"/>
-          </w:tcPr>
-          <w:p>
-            <w:r>
-              <w:t>9/23</w:t>
-            </w:r>
-          </w:p>
-        </w:tc>
-        <w:tc>
-          <w:tcPr>
-            <w:tcW w:type="dxa" w:w="1728"/>
-          </w:tcPr>
-          <w:p>
-            <w:r>
-              <w:t>Practice Test 02 (Modules 5-6); Exam 01 Review Materials</w:t>
-            </w:r>
-          </w:p>
-        </w:tc>
-        <w:tc>
-          <w:tcPr>
-            <w:tcW w:type="dxa" w:w="1728"/>
-          </w:tcPr>
-          <w:p>
-            <w:r/>
-          </w:p>
-        </w:tc>
-      </w:tr>
-      <w:tr>
-        <w:tc>
-          <w:tcPr>
-            <w:tcW w:type="dxa" w:w="1728"/>
-          </w:tcPr>
-          <w:p>
-            <w:r>
-              <w:t>6</w:t>
-            </w:r>
-          </w:p>
-        </w:tc>
-        <w:tc>
-          <w:tcPr>
-            <w:tcW w:type="dxa" w:w="1728"/>
-          </w:tcPr>
-          <w:p>
-            <w:r>
-              <w:t>Mon</w:t>
-            </w:r>
-          </w:p>
-        </w:tc>
-        <w:tc>
-          <w:tcPr>
-            <w:tcW w:type="dxa" w:w="1728"/>
-          </w:tcPr>
-          <w:p>
-            <w:r>
-              <w:t>9/28</w:t>
-            </w:r>
-          </w:p>
-        </w:tc>
-        <w:tc>
-          <w:tcPr>
-            <w:tcW w:type="dxa" w:w="1728"/>
-          </w:tcPr>
-          <w:p>
-            <w:r>
-              <w:t>Exam 01 (Modules 1-6)</w:t>
-            </w:r>
-          </w:p>
-        </w:tc>
-        <w:tc>
-          <w:tcPr>
-            <w:tcW w:type="dxa" w:w="1728"/>
+            <w:tcW w:type="dxa" w:w="1234"/>
           </w:tcPr>
           <w:p>
             <w:r>
@@ -652,7 +693,157 @@
       <w:tr>
         <w:tc>
           <w:tcPr>
-            <w:tcW w:type="dxa" w:w="1728"/>
+            <w:tcW w:type="dxa" w:w="1234"/>
+          </w:tcPr>
+          <w:p>
+            <w:r>
+              <w:t>9</w:t>
+            </w:r>
+          </w:p>
+        </w:tc>
+        <w:tc>
+          <w:tcPr>
+            <w:tcW w:type="dxa" w:w="1234"/>
+          </w:tcPr>
+          <w:p>
+            <w:r>
+              <w:t>5</w:t>
+            </w:r>
+          </w:p>
+        </w:tc>
+        <w:tc>
+          <w:tcPr>
+            <w:tcW w:type="dxa" w:w="1234"/>
+          </w:tcPr>
+          <w:p>
+            <w:r>
+              <w:t>Tue</w:t>
+            </w:r>
+          </w:p>
+        </w:tc>
+        <w:tc>
+          <w:tcPr>
+            <w:tcW w:type="dxa" w:w="1234"/>
+          </w:tcPr>
+          <w:p>
+            <w:r>
+              <w:t>9/22</w:t>
+            </w:r>
+          </w:p>
+        </w:tc>
+        <w:tc>
+          <w:tcPr>
+            <w:tcW w:type="dxa" w:w="1234"/>
+          </w:tcPr>
+          <w:p>
+            <w:r>
+              <w:t>Module 07: Molecular Genetics; Lab 07</w:t>
+            </w:r>
+          </w:p>
+        </w:tc>
+        <w:tc>
+          <w:tcPr>
+            <w:tcW w:type="dxa" w:w="1234"/>
+          </w:tcPr>
+          <w:p>
+            <w:r>
+              <w:t>Ch. 12</w:t>
+            </w:r>
+          </w:p>
+        </w:tc>
+        <w:tc>
+          <w:tcPr>
+            <w:tcW w:type="dxa" w:w="1234"/>
+          </w:tcPr>
+          <w:p>
+            <w:r/>
+          </w:p>
+        </w:tc>
+      </w:tr>
+      <w:tr>
+        <w:tc>
+          <w:tcPr>
+            <w:tcW w:type="dxa" w:w="1234"/>
+          </w:tcPr>
+          <w:p>
+            <w:r>
+              <w:t>10</w:t>
+            </w:r>
+          </w:p>
+        </w:tc>
+        <w:tc>
+          <w:tcPr>
+            <w:tcW w:type="dxa" w:w="1234"/>
+          </w:tcPr>
+          <w:p>
+            <w:r>
+              <w:t>5</w:t>
+            </w:r>
+          </w:p>
+        </w:tc>
+        <w:tc>
+          <w:tcPr>
+            <w:tcW w:type="dxa" w:w="1234"/>
+          </w:tcPr>
+          <w:p>
+            <w:r>
+              <w:t>Thu</w:t>
+            </w:r>
+          </w:p>
+        </w:tc>
+        <w:tc>
+          <w:tcPr>
+            <w:tcW w:type="dxa" w:w="1234"/>
+          </w:tcPr>
+          <w:p>
+            <w:r>
+              <w:t>9/24</w:t>
+            </w:r>
+          </w:p>
+        </w:tc>
+        <w:tc>
+          <w:tcPr>
+            <w:tcW w:type="dxa" w:w="1234"/>
+          </w:tcPr>
+          <w:p>
+            <w:r>
+              <w:t>Module 08: Cellular Genetics; Lab 08</w:t>
+            </w:r>
+          </w:p>
+        </w:tc>
+        <w:tc>
+          <w:tcPr>
+            <w:tcW w:type="dxa" w:w="1234"/>
+          </w:tcPr>
+          <w:p>
+            <w:r>
+              <w:t>Chs. 9–10</w:t>
+            </w:r>
+          </w:p>
+        </w:tc>
+        <w:tc>
+          <w:tcPr>
+            <w:tcW w:type="dxa" w:w="1234"/>
+          </w:tcPr>
+          <w:p>
+            <w:r/>
+          </w:p>
+        </w:tc>
+      </w:tr>
+      <w:tr>
+        <w:tc>
+          <w:tcPr>
+            <w:tcW w:type="dxa" w:w="1234"/>
+          </w:tcPr>
+          <w:p>
+            <w:r>
+              <w:t>11</w:t>
+            </w:r>
+          </w:p>
+        </w:tc>
+        <w:tc>
+          <w:tcPr>
+            <w:tcW w:type="dxa" w:w="1234"/>
           </w:tcPr>
           <w:p>
             <w:r>
@@ -662,37 +853,47 @@
         </w:tc>
         <w:tc>
           <w:tcPr>
-            <w:tcW w:type="dxa" w:w="1728"/>
+            <w:tcW w:type="dxa" w:w="1234"/>
           </w:tcPr>
           <w:p>
             <w:r>
-              <w:t>Wed</w:t>
+              <w:t>Tue</w:t>
             </w:r>
           </w:p>
         </w:tc>
         <w:tc>
           <w:tcPr>
-            <w:tcW w:type="dxa" w:w="1728"/>
+            <w:tcW w:type="dxa" w:w="1234"/>
           </w:tcPr>
           <w:p>
             <w:r>
-              <w:t>9/30</w:t>
+              <w:t>9/29</w:t>
             </w:r>
           </w:p>
         </w:tc>
         <w:tc>
           <w:tcPr>
-            <w:tcW w:type="dxa" w:w="1728"/>
+            <w:tcW w:type="dxa" w:w="1234"/>
           </w:tcPr>
           <w:p>
             <w:r>
-              <w:t>Modules 07-11 Preview</w:t>
+              <w:t>Module 09: Inheritance Genetics; Lab 09</w:t>
             </w:r>
           </w:p>
         </w:tc>
         <w:tc>
           <w:tcPr>
-            <w:tcW w:type="dxa" w:w="1728"/>
+            <w:tcW w:type="dxa" w:w="1234"/>
+          </w:tcPr>
+          <w:p>
+            <w:r>
+              <w:t>Ch. 11</w:t>
+            </w:r>
+          </w:p>
+        </w:tc>
+        <w:tc>
+          <w:tcPr>
+            <w:tcW w:type="dxa" w:w="1234"/>
           </w:tcPr>
           <w:p>
             <w:r/>
@@ -702,7 +903,87 @@
       <w:tr>
         <w:tc>
           <w:tcPr>
-            <w:tcW w:type="dxa" w:w="1728"/>
+            <w:tcW w:type="dxa" w:w="1234"/>
+          </w:tcPr>
+          <w:p>
+            <w:r>
+              <w:t>12</w:t>
+            </w:r>
+          </w:p>
+        </w:tc>
+        <w:tc>
+          <w:tcPr>
+            <w:tcW w:type="dxa" w:w="1234"/>
+          </w:tcPr>
+          <w:p>
+            <w:r>
+              <w:t>6</w:t>
+            </w:r>
+          </w:p>
+        </w:tc>
+        <w:tc>
+          <w:tcPr>
+            <w:tcW w:type="dxa" w:w="1234"/>
+          </w:tcPr>
+          <w:p>
+            <w:r>
+              <w:t>Thu</w:t>
+            </w:r>
+          </w:p>
+        </w:tc>
+        <w:tc>
+          <w:tcPr>
+            <w:tcW w:type="dxa" w:w="1234"/>
+          </w:tcPr>
+          <w:p>
+            <w:r>
+              <w:t>10/1</w:t>
+            </w:r>
+          </w:p>
+        </w:tc>
+        <w:tc>
+          <w:tcPr>
+            <w:tcW w:type="dxa" w:w="1234"/>
+          </w:tcPr>
+          <w:p>
+            <w:r>
+              <w:t>Module 10: Epigenetics; Lab 10</w:t>
+            </w:r>
+          </w:p>
+        </w:tc>
+        <w:tc>
+          <w:tcPr>
+            <w:tcW w:type="dxa" w:w="1234"/>
+          </w:tcPr>
+          <w:p>
+            <w:r>
+              <w:t>Ch. 13</w:t>
+            </w:r>
+          </w:p>
+        </w:tc>
+        <w:tc>
+          <w:tcPr>
+            <w:tcW w:type="dxa" w:w="1234"/>
+          </w:tcPr>
+          <w:p>
+            <w:r/>
+          </w:p>
+        </w:tc>
+      </w:tr>
+      <w:tr>
+        <w:tc>
+          <w:tcPr>
+            <w:tcW w:type="dxa" w:w="1234"/>
+          </w:tcPr>
+          <w:p>
+            <w:r>
+              <w:t>13</w:t>
+            </w:r>
+          </w:p>
+        </w:tc>
+        <w:tc>
+          <w:tcPr>
+            <w:tcW w:type="dxa" w:w="1234"/>
           </w:tcPr>
           <w:p>
             <w:r>
@@ -712,37 +993,47 @@
         </w:tc>
         <w:tc>
           <w:tcPr>
-            <w:tcW w:type="dxa" w:w="1728"/>
+            <w:tcW w:type="dxa" w:w="1234"/>
           </w:tcPr>
           <w:p>
             <w:r>
-              <w:t>Mon</w:t>
+              <w:t>Tue</w:t>
             </w:r>
           </w:p>
         </w:tc>
         <w:tc>
           <w:tcPr>
-            <w:tcW w:type="dxa" w:w="1728"/>
+            <w:tcW w:type="dxa" w:w="1234"/>
           </w:tcPr>
           <w:p>
             <w:r>
-              <w:t>10/5</w:t>
+              <w:t>10/6</w:t>
             </w:r>
           </w:p>
         </w:tc>
         <w:tc>
           <w:tcPr>
-            <w:tcW w:type="dxa" w:w="1728"/>
+            <w:tcW w:type="dxa" w:w="1234"/>
           </w:tcPr>
           <w:p>
             <w:r>
-              <w:t>Module 07: Molecular Genetics; Lab 07</w:t>
+              <w:t>Module 11: Genomics &amp; Biotechnology; Lab 11</w:t>
             </w:r>
           </w:p>
         </w:tc>
         <w:tc>
           <w:tcPr>
-            <w:tcW w:type="dxa" w:w="1728"/>
+            <w:tcW w:type="dxa" w:w="1234"/>
+          </w:tcPr>
+          <w:p>
+            <w:r>
+              <w:t>Ch. 14</w:t>
+            </w:r>
+          </w:p>
+        </w:tc>
+        <w:tc>
+          <w:tcPr>
+            <w:tcW w:type="dxa" w:w="1234"/>
           </w:tcPr>
           <w:p>
             <w:r/>
@@ -752,7 +1043,17 @@
       <w:tr>
         <w:tc>
           <w:tcPr>
-            <w:tcW w:type="dxa" w:w="1728"/>
+            <w:tcW w:type="dxa" w:w="1234"/>
+          </w:tcPr>
+          <w:p>
+            <w:r>
+              <w:t>14</w:t>
+            </w:r>
+          </w:p>
+        </w:tc>
+        <w:tc>
+          <w:tcPr>
+            <w:tcW w:type="dxa" w:w="1234"/>
           </w:tcPr>
           <w:p>
             <w:r>
@@ -762,41 +1063,51 @@
         </w:tc>
         <w:tc>
           <w:tcPr>
-            <w:tcW w:type="dxa" w:w="1728"/>
+            <w:tcW w:type="dxa" w:w="1234"/>
           </w:tcPr>
           <w:p>
             <w:r>
-              <w:t>Wed</w:t>
+              <w:t>Thu</w:t>
             </w:r>
           </w:p>
         </w:tc>
         <w:tc>
           <w:tcPr>
-            <w:tcW w:type="dxa" w:w="1728"/>
+            <w:tcW w:type="dxa" w:w="1234"/>
           </w:tcPr>
           <w:p>
             <w:r>
-              <w:t>10/7</w:t>
+              <w:t>10/8</w:t>
             </w:r>
           </w:p>
         </w:tc>
         <w:tc>
           <w:tcPr>
-            <w:tcW w:type="dxa" w:w="1728"/>
+            <w:tcW w:type="dxa" w:w="1234"/>
           </w:tcPr>
           <w:p>
             <w:r>
-              <w:t>No Class</w:t>
+              <w:t>Practice Test 03; Exam 02 review</w:t>
             </w:r>
           </w:p>
         </w:tc>
         <w:tc>
           <w:tcPr>
-            <w:tcW w:type="dxa" w:w="1728"/>
+            <w:tcW w:type="dxa" w:w="1234"/>
           </w:tcPr>
           <w:p>
             <w:r>
-              <w:t>First Wednesday - Programs Canceled</w:t>
+              <w:t>Chs. 9–14</w:t>
+            </w:r>
+          </w:p>
+        </w:tc>
+        <w:tc>
+          <w:tcPr>
+            <w:tcW w:type="dxa" w:w="1234"/>
+          </w:tcPr>
+          <w:p>
+            <w:r>
+              <w:t>Practice Test 03 covers Modules 7–11</w:t>
             </w:r>
           </w:p>
         </w:tc>
@@ -804,7 +1115,17 @@
       <w:tr>
         <w:tc>
           <w:tcPr>
-            <w:tcW w:type="dxa" w:w="1728"/>
+            <w:tcW w:type="dxa" w:w="1234"/>
+          </w:tcPr>
+          <w:p>
+            <w:r>
+              <w:t>15</w:t>
+            </w:r>
+          </w:p>
+        </w:tc>
+        <w:tc>
+          <w:tcPr>
+            <w:tcW w:type="dxa" w:w="1234"/>
           </w:tcPr>
           <w:p>
             <w:r>
@@ -814,287 +1135,47 @@
         </w:tc>
         <w:tc>
           <w:tcPr>
-            <w:tcW w:type="dxa" w:w="1728"/>
+            <w:tcW w:type="dxa" w:w="1234"/>
           </w:tcPr>
           <w:p>
             <w:r>
-              <w:t>Mon</w:t>
+              <w:t>Tue</w:t>
             </w:r>
           </w:p>
         </w:tc>
         <w:tc>
           <w:tcPr>
-            <w:tcW w:type="dxa" w:w="1728"/>
+            <w:tcW w:type="dxa" w:w="1234"/>
           </w:tcPr>
           <w:p>
             <w:r>
-              <w:t>10/12</w:t>
+              <w:t>10/13</w:t>
             </w:r>
           </w:p>
         </w:tc>
         <w:tc>
           <w:tcPr>
-            <w:tcW w:type="dxa" w:w="1728"/>
+            <w:tcW w:type="dxa" w:w="1234"/>
           </w:tcPr>
           <w:p>
             <w:r>
-              <w:t>Module 08: Cellular Genetics; Lab 08</w:t>
+              <w:t>Exam 02 (Modules 7–11)</w:t>
             </w:r>
           </w:p>
         </w:tc>
         <w:tc>
           <w:tcPr>
-            <w:tcW w:type="dxa" w:w="1728"/>
-          </w:tcPr>
-          <w:p>
-            <w:r/>
-          </w:p>
-        </w:tc>
-      </w:tr>
-      <w:tr>
-        <w:tc>
-          <w:tcPr>
-            <w:tcW w:type="dxa" w:w="1728"/>
+            <w:tcW w:type="dxa" w:w="1234"/>
           </w:tcPr>
           <w:p>
             <w:r>
-              <w:t>8</w:t>
+              <w:t>Chs. 9–14</w:t>
             </w:r>
           </w:p>
         </w:tc>
         <w:tc>
           <w:tcPr>
-            <w:tcW w:type="dxa" w:w="1728"/>
-          </w:tcPr>
-          <w:p>
-            <w:r>
-              <w:t>Wed</w:t>
-            </w:r>
-          </w:p>
-        </w:tc>
-        <w:tc>
-          <w:tcPr>
-            <w:tcW w:type="dxa" w:w="1728"/>
-          </w:tcPr>
-          <w:p>
-            <w:r>
-              <w:t>10/14</w:t>
-            </w:r>
-          </w:p>
-        </w:tc>
-        <w:tc>
-          <w:tcPr>
-            <w:tcW w:type="dxa" w:w="1728"/>
-          </w:tcPr>
-          <w:p>
-            <w:r>
-              <w:t>Module 09: Inheritance Genetics; Lab 09</w:t>
-            </w:r>
-          </w:p>
-        </w:tc>
-        <w:tc>
-          <w:tcPr>
-            <w:tcW w:type="dxa" w:w="1728"/>
-          </w:tcPr>
-          <w:p>
-            <w:r/>
-          </w:p>
-        </w:tc>
-      </w:tr>
-      <w:tr>
-        <w:tc>
-          <w:tcPr>
-            <w:tcW w:type="dxa" w:w="1728"/>
-          </w:tcPr>
-          <w:p>
-            <w:r>
-              <w:t>9</w:t>
-            </w:r>
-          </w:p>
-        </w:tc>
-        <w:tc>
-          <w:tcPr>
-            <w:tcW w:type="dxa" w:w="1728"/>
-          </w:tcPr>
-          <w:p>
-            <w:r>
-              <w:t>Mon</w:t>
-            </w:r>
-          </w:p>
-        </w:tc>
-        <w:tc>
-          <w:tcPr>
-            <w:tcW w:type="dxa" w:w="1728"/>
-          </w:tcPr>
-          <w:p>
-            <w:r>
-              <w:t>10/19</w:t>
-            </w:r>
-          </w:p>
-        </w:tc>
-        <w:tc>
-          <w:tcPr>
-            <w:tcW w:type="dxa" w:w="1728"/>
-          </w:tcPr>
-          <w:p>
-            <w:r>
-              <w:t>Module 10: Epigenetics; Lab 10</w:t>
-            </w:r>
-          </w:p>
-        </w:tc>
-        <w:tc>
-          <w:tcPr>
-            <w:tcW w:type="dxa" w:w="1728"/>
-          </w:tcPr>
-          <w:p>
-            <w:r/>
-          </w:p>
-        </w:tc>
-      </w:tr>
-      <w:tr>
-        <w:tc>
-          <w:tcPr>
-            <w:tcW w:type="dxa" w:w="1728"/>
-          </w:tcPr>
-          <w:p>
-            <w:r>
-              <w:t>9</w:t>
-            </w:r>
-          </w:p>
-        </w:tc>
-        <w:tc>
-          <w:tcPr>
-            <w:tcW w:type="dxa" w:w="1728"/>
-          </w:tcPr>
-          <w:p>
-            <w:r>
-              <w:t>Wed</w:t>
-            </w:r>
-          </w:p>
-        </w:tc>
-        <w:tc>
-          <w:tcPr>
-            <w:tcW w:type="dxa" w:w="1728"/>
-          </w:tcPr>
-          <w:p>
-            <w:r>
-              <w:t>10/21</w:t>
-            </w:r>
-          </w:p>
-        </w:tc>
-        <w:tc>
-          <w:tcPr>
-            <w:tcW w:type="dxa" w:w="1728"/>
-          </w:tcPr>
-          <w:p>
-            <w:r>
-              <w:t>Module 11: Genomics &amp; Biotechnology; Lab 11</w:t>
-            </w:r>
-          </w:p>
-        </w:tc>
-        <w:tc>
-          <w:tcPr>
-            <w:tcW w:type="dxa" w:w="1728"/>
-          </w:tcPr>
-          <w:p>
-            <w:r/>
-          </w:p>
-        </w:tc>
-      </w:tr>
-      <w:tr>
-        <w:tc>
-          <w:tcPr>
-            <w:tcW w:type="dxa" w:w="1728"/>
-          </w:tcPr>
-          <w:p>
-            <w:r>
-              <w:t>10</w:t>
-            </w:r>
-          </w:p>
-        </w:tc>
-        <w:tc>
-          <w:tcPr>
-            <w:tcW w:type="dxa" w:w="1728"/>
-          </w:tcPr>
-          <w:p>
-            <w:r>
-              <w:t>Mon</w:t>
-            </w:r>
-          </w:p>
-        </w:tc>
-        <w:tc>
-          <w:tcPr>
-            <w:tcW w:type="dxa" w:w="1728"/>
-          </w:tcPr>
-          <w:p>
-            <w:r>
-              <w:t>10/26</w:t>
-            </w:r>
-          </w:p>
-        </w:tc>
-        <w:tc>
-          <w:tcPr>
-            <w:tcW w:type="dxa" w:w="1728"/>
-          </w:tcPr>
-          <w:p>
-            <w:r>
-              <w:t>Practice Test 03 (Modules 7-11); Exam 02 Review Materials</w:t>
-            </w:r>
-          </w:p>
-        </w:tc>
-        <w:tc>
-          <w:tcPr>
-            <w:tcW w:type="dxa" w:w="1728"/>
-          </w:tcPr>
-          <w:p>
-            <w:r/>
-          </w:p>
-        </w:tc>
-      </w:tr>
-      <w:tr>
-        <w:tc>
-          <w:tcPr>
-            <w:tcW w:type="dxa" w:w="1728"/>
-          </w:tcPr>
-          <w:p>
-            <w:r>
-              <w:t>10</w:t>
-            </w:r>
-          </w:p>
-        </w:tc>
-        <w:tc>
-          <w:tcPr>
-            <w:tcW w:type="dxa" w:w="1728"/>
-          </w:tcPr>
-          <w:p>
-            <w:r>
-              <w:t>Wed</w:t>
-            </w:r>
-          </w:p>
-        </w:tc>
-        <w:tc>
-          <w:tcPr>
-            <w:tcW w:type="dxa" w:w="1728"/>
-          </w:tcPr>
-          <w:p>
-            <w:r>
-              <w:t>10/28</w:t>
-            </w:r>
-          </w:p>
-        </w:tc>
-        <w:tc>
-          <w:tcPr>
-            <w:tcW w:type="dxa" w:w="1728"/>
-          </w:tcPr>
-          <w:p>
-            <w:r>
-              <w:t>Exam 02 (Modules 7-11)</w:t>
-            </w:r>
-          </w:p>
-        </w:tc>
-        <w:tc>
-          <w:tcPr>
-            <w:tcW w:type="dxa" w:w="1728"/>
+            <w:tcW w:type="dxa" w:w="1234"/>
           </w:tcPr>
           <w:p>
             <w:r>
@@ -1106,37 +1187,47 @@
       <w:tr>
         <w:tc>
           <w:tcPr>
-            <w:tcW w:type="dxa" w:w="1728"/>
+            <w:tcW w:type="dxa" w:w="1234"/>
           </w:tcPr>
           <w:p>
             <w:r>
-              <w:t>11</w:t>
+              <w:t>16</w:t>
             </w:r>
           </w:p>
         </w:tc>
         <w:tc>
           <w:tcPr>
-            <w:tcW w:type="dxa" w:w="1728"/>
+            <w:tcW w:type="dxa" w:w="1234"/>
           </w:tcPr>
           <w:p>
             <w:r>
-              <w:t>Mon</w:t>
+              <w:t>8</w:t>
             </w:r>
           </w:p>
         </w:tc>
         <w:tc>
           <w:tcPr>
-            <w:tcW w:type="dxa" w:w="1728"/>
+            <w:tcW w:type="dxa" w:w="1234"/>
           </w:tcPr>
           <w:p>
             <w:r>
-              <w:t>11/2</w:t>
+              <w:t>Thu</w:t>
             </w:r>
           </w:p>
         </w:tc>
         <w:tc>
           <w:tcPr>
-            <w:tcW w:type="dxa" w:w="1728"/>
+            <w:tcW w:type="dxa" w:w="1234"/>
+          </w:tcPr>
+          <w:p>
+            <w:r>
+              <w:t>10/15</w:t>
+            </w:r>
+          </w:p>
+        </w:tc>
+        <w:tc>
+          <w:tcPr>
+            <w:tcW w:type="dxa" w:w="1234"/>
           </w:tcPr>
           <w:p>
             <w:r>
@@ -1146,7 +1237,17 @@
         </w:tc>
         <w:tc>
           <w:tcPr>
-            <w:tcW w:type="dxa" w:w="1728"/>
+            <w:tcW w:type="dxa" w:w="1234"/>
+          </w:tcPr>
+          <w:p>
+            <w:r>
+              <w:t>Ch. 15</w:t>
+            </w:r>
+          </w:p>
+        </w:tc>
+        <w:tc>
+          <w:tcPr>
+            <w:tcW w:type="dxa" w:w="1234"/>
           </w:tcPr>
           <w:p>
             <w:r>
@@ -1158,89 +1259,47 @@
       <w:tr>
         <w:tc>
           <w:tcPr>
-            <w:tcW w:type="dxa" w:w="1728"/>
+            <w:tcW w:type="dxa" w:w="1234"/>
           </w:tcPr>
           <w:p>
             <w:r>
-              <w:t>11</w:t>
+              <w:t>17</w:t>
             </w:r>
           </w:p>
         </w:tc>
         <w:tc>
           <w:tcPr>
-            <w:tcW w:type="dxa" w:w="1728"/>
+            <w:tcW w:type="dxa" w:w="1234"/>
           </w:tcPr>
           <w:p>
             <w:r>
-              <w:t>Wed</w:t>
+              <w:t>9</w:t>
             </w:r>
           </w:p>
         </w:tc>
         <w:tc>
           <w:tcPr>
-            <w:tcW w:type="dxa" w:w="1728"/>
+            <w:tcW w:type="dxa" w:w="1234"/>
           </w:tcPr>
           <w:p>
             <w:r>
-              <w:t>11/4</w:t>
+              <w:t>Tue</w:t>
             </w:r>
           </w:p>
         </w:tc>
         <w:tc>
           <w:tcPr>
-            <w:tcW w:type="dxa" w:w="1728"/>
+            <w:tcW w:type="dxa" w:w="1234"/>
           </w:tcPr>
           <w:p>
             <w:r>
-              <w:t>No Class</w:t>
+              <w:t>10/20</w:t>
             </w:r>
           </w:p>
         </w:tc>
         <w:tc>
           <w:tcPr>
-            <w:tcW w:type="dxa" w:w="1728"/>
-          </w:tcPr>
-          <w:p>
-            <w:r>
-              <w:t>First Wednesday - Programs Canceled</w:t>
-            </w:r>
-          </w:p>
-        </w:tc>
-      </w:tr>
-      <w:tr>
-        <w:tc>
-          <w:tcPr>
-            <w:tcW w:type="dxa" w:w="1728"/>
-          </w:tcPr>
-          <w:p>
-            <w:r>
-              <w:t>12</w:t>
-            </w:r>
-          </w:p>
-        </w:tc>
-        <w:tc>
-          <w:tcPr>
-            <w:tcW w:type="dxa" w:w="1728"/>
-          </w:tcPr>
-          <w:p>
-            <w:r>
-              <w:t>Mon</w:t>
-            </w:r>
-          </w:p>
-        </w:tc>
-        <w:tc>
-          <w:tcPr>
-            <w:tcW w:type="dxa" w:w="1728"/>
-          </w:tcPr>
-          <w:p>
-            <w:r>
-              <w:t>11/9</w:t>
-            </w:r>
-          </w:p>
-        </w:tc>
-        <w:tc>
-          <w:tcPr>
-            <w:tcW w:type="dxa" w:w="1728"/>
+            <w:tcW w:type="dxa" w:w="1234"/>
           </w:tcPr>
           <w:p>
             <w:r>
@@ -1250,7 +1309,17 @@
         </w:tc>
         <w:tc>
           <w:tcPr>
-            <w:tcW w:type="dxa" w:w="1728"/>
+            <w:tcW w:type="dxa" w:w="1234"/>
+          </w:tcPr>
+          <w:p>
+            <w:r>
+              <w:t>Ch. 16</w:t>
+            </w:r>
+          </w:p>
+        </w:tc>
+        <w:tc>
+          <w:tcPr>
+            <w:tcW w:type="dxa" w:w="1234"/>
           </w:tcPr>
           <w:p>
             <w:r/>
@@ -1260,89 +1329,47 @@
       <w:tr>
         <w:tc>
           <w:tcPr>
-            <w:tcW w:type="dxa" w:w="1728"/>
+            <w:tcW w:type="dxa" w:w="1234"/>
           </w:tcPr>
           <w:p>
             <w:r>
-              <w:t>12</w:t>
+              <w:t>18</w:t>
             </w:r>
           </w:p>
         </w:tc>
         <w:tc>
           <w:tcPr>
-            <w:tcW w:type="dxa" w:w="1728"/>
+            <w:tcW w:type="dxa" w:w="1234"/>
           </w:tcPr>
           <w:p>
             <w:r>
-              <w:t>Wed</w:t>
+              <w:t>9</w:t>
             </w:r>
           </w:p>
         </w:tc>
         <w:tc>
           <w:tcPr>
-            <w:tcW w:type="dxa" w:w="1728"/>
+            <w:tcW w:type="dxa" w:w="1234"/>
           </w:tcPr>
           <w:p>
             <w:r>
-              <w:t>11/11</w:t>
+              <w:t>Thu</w:t>
             </w:r>
           </w:p>
         </w:tc>
         <w:tc>
           <w:tcPr>
-            <w:tcW w:type="dxa" w:w="1728"/>
+            <w:tcW w:type="dxa" w:w="1234"/>
           </w:tcPr>
           <w:p>
             <w:r>
-              <w:t>No Class</w:t>
+              <w:t>10/22</w:t>
             </w:r>
           </w:p>
         </w:tc>
         <w:tc>
           <w:tcPr>
-            <w:tcW w:type="dxa" w:w="1728"/>
-          </w:tcPr>
-          <w:p>
-            <w:r>
-              <w:t>Veterans Day Holiday</w:t>
-            </w:r>
-          </w:p>
-        </w:tc>
-      </w:tr>
-      <w:tr>
-        <w:tc>
-          <w:tcPr>
-            <w:tcW w:type="dxa" w:w="1728"/>
-          </w:tcPr>
-          <w:p>
-            <w:r>
-              <w:t>13</w:t>
-            </w:r>
-          </w:p>
-        </w:tc>
-        <w:tc>
-          <w:tcPr>
-            <w:tcW w:type="dxa" w:w="1728"/>
-          </w:tcPr>
-          <w:p>
-            <w:r>
-              <w:t>Mon</w:t>
-            </w:r>
-          </w:p>
-        </w:tc>
-        <w:tc>
-          <w:tcPr>
-            <w:tcW w:type="dxa" w:w="1728"/>
-          </w:tcPr>
-          <w:p>
-            <w:r>
-              <w:t>11/16</w:t>
-            </w:r>
-          </w:p>
-        </w:tc>
-        <w:tc>
-          <w:tcPr>
-            <w:tcW w:type="dxa" w:w="1728"/>
+            <w:tcW w:type="dxa" w:w="1234"/>
           </w:tcPr>
           <w:p>
             <w:r>
@@ -1352,7 +1379,17 @@
         </w:tc>
         <w:tc>
           <w:tcPr>
-            <w:tcW w:type="dxa" w:w="1728"/>
+            <w:tcW w:type="dxa" w:w="1234"/>
+          </w:tcPr>
+          <w:p>
+            <w:r>
+              <w:t>Chs. 17, 19</w:t>
+            </w:r>
+          </w:p>
+        </w:tc>
+        <w:tc>
+          <w:tcPr>
+            <w:tcW w:type="dxa" w:w="1234"/>
           </w:tcPr>
           <w:p>
             <w:r/>
@@ -1362,37 +1399,47 @@
       <w:tr>
         <w:tc>
           <w:tcPr>
-            <w:tcW w:type="dxa" w:w="1728"/>
+            <w:tcW w:type="dxa" w:w="1234"/>
           </w:tcPr>
           <w:p>
             <w:r>
-              <w:t>13</w:t>
+              <w:t>19</w:t>
             </w:r>
           </w:p>
         </w:tc>
         <w:tc>
           <w:tcPr>
-            <w:tcW w:type="dxa" w:w="1728"/>
+            <w:tcW w:type="dxa" w:w="1234"/>
           </w:tcPr>
           <w:p>
             <w:r>
-              <w:t>Wed</w:t>
+              <w:t>10</w:t>
             </w:r>
           </w:p>
         </w:tc>
         <w:tc>
           <w:tcPr>
-            <w:tcW w:type="dxa" w:w="1728"/>
+            <w:tcW w:type="dxa" w:w="1234"/>
           </w:tcPr>
           <w:p>
             <w:r>
-              <w:t>11/18</w:t>
+              <w:t>Tue</w:t>
             </w:r>
           </w:p>
         </w:tc>
         <w:tc>
           <w:tcPr>
-            <w:tcW w:type="dxa" w:w="1728"/>
+            <w:tcW w:type="dxa" w:w="1234"/>
+          </w:tcPr>
+          <w:p>
+            <w:r>
+              <w:t>10/27</w:t>
+            </w:r>
+          </w:p>
+        </w:tc>
+        <w:tc>
+          <w:tcPr>
+            <w:tcW w:type="dxa" w:w="1234"/>
           </w:tcPr>
           <w:p>
             <w:r>
@@ -1402,7 +1449,17 @@
         </w:tc>
         <w:tc>
           <w:tcPr>
-            <w:tcW w:type="dxa" w:w="1728"/>
+            <w:tcW w:type="dxa" w:w="1234"/>
+          </w:tcPr>
+          <w:p>
+            <w:r>
+              <w:t>Chs. 44–45</w:t>
+            </w:r>
+          </w:p>
+        </w:tc>
+        <w:tc>
+          <w:tcPr>
+            <w:tcW w:type="dxa" w:w="1234"/>
           </w:tcPr>
           <w:p>
             <w:r/>
@@ -1412,141 +1469,47 @@
       <w:tr>
         <w:tc>
           <w:tcPr>
-            <w:tcW w:type="dxa" w:w="1728"/>
+            <w:tcW w:type="dxa" w:w="1234"/>
           </w:tcPr>
           <w:p>
             <w:r>
-              <w:t>14</w:t>
+              <w:t>20</w:t>
             </w:r>
           </w:p>
         </w:tc>
         <w:tc>
           <w:tcPr>
-            <w:tcW w:type="dxa" w:w="1728"/>
+            <w:tcW w:type="dxa" w:w="1234"/>
           </w:tcPr>
           <w:p>
             <w:r>
-              <w:t>Mon</w:t>
+              <w:t>10</w:t>
             </w:r>
           </w:p>
         </w:tc>
         <w:tc>
           <w:tcPr>
-            <w:tcW w:type="dxa" w:w="1728"/>
+            <w:tcW w:type="dxa" w:w="1234"/>
           </w:tcPr>
           <w:p>
             <w:r>
-              <w:t>11/23</w:t>
+              <w:t>Thu</w:t>
             </w:r>
           </w:p>
         </w:tc>
         <w:tc>
           <w:tcPr>
-            <w:tcW w:type="dxa" w:w="1728"/>
+            <w:tcW w:type="dxa" w:w="1234"/>
           </w:tcPr>
           <w:p>
             <w:r>
-              <w:t>No Class</w:t>
+              <w:t>10/29</w:t>
             </w:r>
           </w:p>
         </w:tc>
         <w:tc>
           <w:tcPr>
-            <w:tcW w:type="dxa" w:w="1728"/>
-          </w:tcPr>
-          <w:p>
-            <w:r>
-              <w:t>Fall Break</w:t>
-            </w:r>
-          </w:p>
-        </w:tc>
-      </w:tr>
-      <w:tr>
-        <w:tc>
-          <w:tcPr>
-            <w:tcW w:type="dxa" w:w="1728"/>
-          </w:tcPr>
-          <w:p>
-            <w:r>
-              <w:t>14</w:t>
-            </w:r>
-          </w:p>
-        </w:tc>
-        <w:tc>
-          <w:tcPr>
-            <w:tcW w:type="dxa" w:w="1728"/>
-          </w:tcPr>
-          <w:p>
-            <w:r>
-              <w:t>Wed</w:t>
-            </w:r>
-          </w:p>
-        </w:tc>
-        <w:tc>
-          <w:tcPr>
-            <w:tcW w:type="dxa" w:w="1728"/>
-          </w:tcPr>
-          <w:p>
-            <w:r>
-              <w:t>11/25</w:t>
-            </w:r>
-          </w:p>
-        </w:tc>
-        <w:tc>
-          <w:tcPr>
-            <w:tcW w:type="dxa" w:w="1728"/>
-          </w:tcPr>
-          <w:p>
-            <w:r>
-              <w:t>No Class</w:t>
-            </w:r>
-          </w:p>
-        </w:tc>
-        <w:tc>
-          <w:tcPr>
-            <w:tcW w:type="dxa" w:w="1728"/>
-          </w:tcPr>
-          <w:p>
-            <w:r>
-              <w:t>Thanksgiving Holiday</w:t>
-            </w:r>
-          </w:p>
-        </w:tc>
-      </w:tr>
-      <w:tr>
-        <w:tc>
-          <w:tcPr>
-            <w:tcW w:type="dxa" w:w="1728"/>
-          </w:tcPr>
-          <w:p>
-            <w:r>
-              <w:t>15</w:t>
-            </w:r>
-          </w:p>
-        </w:tc>
-        <w:tc>
-          <w:tcPr>
-            <w:tcW w:type="dxa" w:w="1728"/>
-          </w:tcPr>
-          <w:p>
-            <w:r>
-              <w:t>Mon</w:t>
-            </w:r>
-          </w:p>
-        </w:tc>
-        <w:tc>
-          <w:tcPr>
-            <w:tcW w:type="dxa" w:w="1728"/>
-          </w:tcPr>
-          <w:p>
-            <w:r>
-              <w:t>11/30</w:t>
-            </w:r>
-          </w:p>
-        </w:tc>
-        <w:tc>
-          <w:tcPr>
-            <w:tcW w:type="dxa" w:w="1728"/>
+            <w:tcW w:type="dxa" w:w="1234"/>
           </w:tcPr>
           <w:p>
             <w:r>
@@ -1556,7 +1519,17 @@
         </w:tc>
         <w:tc>
           <w:tcPr>
-            <w:tcW w:type="dxa" w:w="1728"/>
+            <w:tcW w:type="dxa" w:w="1234"/>
+          </w:tcPr>
+          <w:p>
+            <w:r>
+              <w:t>Cumulative Chs. 1–17, 44–45</w:t>
+            </w:r>
+          </w:p>
+        </w:tc>
+        <w:tc>
+          <w:tcPr>
+            <w:tcW w:type="dxa" w:w="1234"/>
           </w:tcPr>
           <w:p>
             <w:r>
@@ -1568,51 +1541,71 @@
       <w:tr>
         <w:tc>
           <w:tcPr>
-            <w:tcW w:type="dxa" w:w="1728"/>
+            <w:tcW w:type="dxa" w:w="1234"/>
           </w:tcPr>
           <w:p>
             <w:r>
-              <w:t>15</w:t>
+              <w:t>21</w:t>
             </w:r>
           </w:p>
         </w:tc>
         <w:tc>
           <w:tcPr>
-            <w:tcW w:type="dxa" w:w="1728"/>
+            <w:tcW w:type="dxa" w:w="1234"/>
           </w:tcPr>
           <w:p>
             <w:r>
-              <w:t>Wed</w:t>
+              <w:t>11</w:t>
             </w:r>
           </w:p>
         </w:tc>
         <w:tc>
           <w:tcPr>
-            <w:tcW w:type="dxa" w:w="1728"/>
+            <w:tcW w:type="dxa" w:w="1234"/>
           </w:tcPr>
           <w:p>
             <w:r>
-              <w:t>12/2</w:t>
+              <w:t>Tue</w:t>
             </w:r>
           </w:p>
         </w:tc>
         <w:tc>
           <w:tcPr>
-            <w:tcW w:type="dxa" w:w="1728"/>
+            <w:tcW w:type="dxa" w:w="1234"/>
           </w:tcPr>
           <w:p>
             <w:r>
-              <w:t>No Class</w:t>
+              <w:t>11/3</w:t>
             </w:r>
           </w:p>
         </w:tc>
         <w:tc>
           <w:tcPr>
-            <w:tcW w:type="dxa" w:w="1728"/>
+            <w:tcW w:type="dxa" w:w="1234"/>
           </w:tcPr>
           <w:p>
             <w:r>
-              <w:t>First Wednesday - Programs Canceled</w:t>
+              <w:t>Practice Test 04; Exam 03 review</w:t>
+            </w:r>
+          </w:p>
+        </w:tc>
+        <w:tc>
+          <w:tcPr>
+            <w:tcW w:type="dxa" w:w="1234"/>
+          </w:tcPr>
+          <w:p>
+            <w:r>
+              <w:t>Chs. 15–17, 19, 44–45</w:t>
+            </w:r>
+          </w:p>
+        </w:tc>
+        <w:tc>
+          <w:tcPr>
+            <w:tcW w:type="dxa" w:w="1234"/>
+          </w:tcPr>
+          <w:p>
+            <w:r>
+              <w:t>Practice Test 04 covers Modules 12–16</w:t>
             </w:r>
           </w:p>
         </w:tc>
@@ -1620,97 +1613,67 @@
       <w:tr>
         <w:tc>
           <w:tcPr>
-            <w:tcW w:type="dxa" w:w="1728"/>
+            <w:tcW w:type="dxa" w:w="1234"/>
           </w:tcPr>
           <w:p>
             <w:r>
-              <w:t>16</w:t>
+              <w:t>22</w:t>
             </w:r>
           </w:p>
         </w:tc>
         <w:tc>
           <w:tcPr>
-            <w:tcW w:type="dxa" w:w="1728"/>
+            <w:tcW w:type="dxa" w:w="1234"/>
           </w:tcPr>
           <w:p>
             <w:r>
-              <w:t>Mon</w:t>
+              <w:t>11</w:t>
             </w:r>
           </w:p>
         </w:tc>
         <w:tc>
           <w:tcPr>
-            <w:tcW w:type="dxa" w:w="1728"/>
+            <w:tcW w:type="dxa" w:w="1234"/>
           </w:tcPr>
           <w:p>
             <w:r>
-              <w:t>12/7</w:t>
+              <w:t>Thu</w:t>
             </w:r>
           </w:p>
         </w:tc>
         <w:tc>
           <w:tcPr>
-            <w:tcW w:type="dxa" w:w="1728"/>
+            <w:tcW w:type="dxa" w:w="1234"/>
           </w:tcPr>
           <w:p>
             <w:r>
-              <w:t>Practice Test 04 (Modules 12-16); Exam 03 Review Materials</w:t>
+              <w:t>11/5</w:t>
             </w:r>
           </w:p>
         </w:tc>
         <w:tc>
           <w:tcPr>
-            <w:tcW w:type="dxa" w:w="1728"/>
-          </w:tcPr>
-          <w:p>
-            <w:r/>
-          </w:p>
-        </w:tc>
-      </w:tr>
-      <w:tr>
-        <w:tc>
-          <w:tcPr>
-            <w:tcW w:type="dxa" w:w="1728"/>
+            <w:tcW w:type="dxa" w:w="1234"/>
           </w:tcPr>
           <w:p>
             <w:r>
-              <w:t>16</w:t>
+              <w:t>Exam 03 (Modules 12–16)</w:t>
             </w:r>
           </w:p>
         </w:tc>
         <w:tc>
           <w:tcPr>
-            <w:tcW w:type="dxa" w:w="1728"/>
+            <w:tcW w:type="dxa" w:w="1234"/>
           </w:tcPr>
           <w:p>
             <w:r>
-              <w:t>Wed</w:t>
+              <w:t>Chs. 15–17, 19, 44–45</w:t>
             </w:r>
           </w:p>
         </w:tc>
         <w:tc>
           <w:tcPr>
-            <w:tcW w:type="dxa" w:w="1728"/>
-          </w:tcPr>
-          <w:p>
-            <w:r>
-              <w:t>12/9</w:t>
-            </w:r>
-          </w:p>
-        </w:tc>
-        <w:tc>
-          <w:tcPr>
-            <w:tcW w:type="dxa" w:w="1728"/>
-          </w:tcPr>
-          <w:p>
-            <w:r>
-              <w:t>Exam 03 (Modules 12-16)</w:t>
-            </w:r>
-          </w:p>
-        </w:tc>
-        <w:tc>
-          <w:tcPr>
-            <w:tcW w:type="dxa" w:w="1728"/>
+            <w:tcW w:type="dxa" w:w="1234"/>
           </w:tcPr>
           <w:p>
             <w:r>
@@ -1722,7 +1685,735 @@
       <w:tr>
         <w:tc>
           <w:tcPr>
-            <w:tcW w:type="dxa" w:w="1728"/>
+            <w:tcW w:type="dxa" w:w="1234"/>
+          </w:tcPr>
+          <w:p>
+            <w:r>
+              <w:t>23</w:t>
+            </w:r>
+          </w:p>
+        </w:tc>
+        <w:tc>
+          <w:tcPr>
+            <w:tcW w:type="dxa" w:w="1234"/>
+          </w:tcPr>
+          <w:p>
+            <w:r>
+              <w:t>12</w:t>
+            </w:r>
+          </w:p>
+        </w:tc>
+        <w:tc>
+          <w:tcPr>
+            <w:tcW w:type="dxa" w:w="1234"/>
+          </w:tcPr>
+          <w:p>
+            <w:r>
+              <w:t>Tue</w:t>
+            </w:r>
+          </w:p>
+        </w:tc>
+        <w:tc>
+          <w:tcPr>
+            <w:tcW w:type="dxa" w:w="1234"/>
+          </w:tcPr>
+          <w:p>
+            <w:r>
+              <w:t>11/10</w:t>
+            </w:r>
+          </w:p>
+        </w:tc>
+        <w:tc>
+          <w:tcPr>
+            <w:tcW w:type="dxa" w:w="1234"/>
+          </w:tcPr>
+          <w:p>
+            <w:r>
+              <w:t>Lab 17 (TBD)</w:t>
+            </w:r>
+          </w:p>
+        </w:tc>
+        <w:tc>
+          <w:tcPr>
+            <w:tcW w:type="dxa" w:w="1234"/>
+          </w:tcPr>
+          <w:p>
+            <w:r>
+              <w:t>TBD; cumulative reference</w:t>
+            </w:r>
+          </w:p>
+        </w:tc>
+        <w:tc>
+          <w:tcPr>
+            <w:tcW w:type="dxa" w:w="1234"/>
+          </w:tcPr>
+          <w:p>
+            <w:r>
+              <w:t>Topic and materials pending; see Lab 17 planning record</w:t>
+            </w:r>
+          </w:p>
+        </w:tc>
+      </w:tr>
+      <w:tr>
+        <w:tc>
+          <w:tcPr>
+            <w:tcW w:type="dxa" w:w="1234"/>
+          </w:tcPr>
+          <w:p>
+            <w:r>
+              <w:t>24</w:t>
+            </w:r>
+          </w:p>
+        </w:tc>
+        <w:tc>
+          <w:tcPr>
+            <w:tcW w:type="dxa" w:w="1234"/>
+          </w:tcPr>
+          <w:p>
+            <w:r>
+              <w:t>12</w:t>
+            </w:r>
+          </w:p>
+        </w:tc>
+        <w:tc>
+          <w:tcPr>
+            <w:tcW w:type="dxa" w:w="1234"/>
+          </w:tcPr>
+          <w:p>
+            <w:r>
+              <w:t>Thu</w:t>
+            </w:r>
+          </w:p>
+        </w:tc>
+        <w:tc>
+          <w:tcPr>
+            <w:tcW w:type="dxa" w:w="1234"/>
+          </w:tcPr>
+          <w:p>
+            <w:r>
+              <w:t>11/12</w:t>
+            </w:r>
+          </w:p>
+        </w:tc>
+        <w:tc>
+          <w:tcPr>
+            <w:tcW w:type="dxa" w:w="1234"/>
+          </w:tcPr>
+          <w:p>
+            <w:r>
+              <w:t>Lab 18 (TBD)</w:t>
+            </w:r>
+          </w:p>
+        </w:tc>
+        <w:tc>
+          <w:tcPr>
+            <w:tcW w:type="dxa" w:w="1234"/>
+          </w:tcPr>
+          <w:p>
+            <w:r>
+              <w:t>TBD; cumulative reference</w:t>
+            </w:r>
+          </w:p>
+        </w:tc>
+        <w:tc>
+          <w:tcPr>
+            <w:tcW w:type="dxa" w:w="1234"/>
+          </w:tcPr>
+          <w:p>
+            <w:r>
+              <w:t>Topic and materials pending; see Lab 18 planning record</w:t>
+            </w:r>
+          </w:p>
+        </w:tc>
+      </w:tr>
+      <w:tr>
+        <w:tc>
+          <w:tcPr>
+            <w:tcW w:type="dxa" w:w="1234"/>
+          </w:tcPr>
+          <w:p>
+            <w:r>
+              <w:t>25</w:t>
+            </w:r>
+          </w:p>
+        </w:tc>
+        <w:tc>
+          <w:tcPr>
+            <w:tcW w:type="dxa" w:w="1234"/>
+          </w:tcPr>
+          <w:p>
+            <w:r>
+              <w:t>13</w:t>
+            </w:r>
+          </w:p>
+        </w:tc>
+        <w:tc>
+          <w:tcPr>
+            <w:tcW w:type="dxa" w:w="1234"/>
+          </w:tcPr>
+          <w:p>
+            <w:r>
+              <w:t>Tue</w:t>
+            </w:r>
+          </w:p>
+        </w:tc>
+        <w:tc>
+          <w:tcPr>
+            <w:tcW w:type="dxa" w:w="1234"/>
+          </w:tcPr>
+          <w:p>
+            <w:r>
+              <w:t>11/17</w:t>
+            </w:r>
+          </w:p>
+        </w:tc>
+        <w:tc>
+          <w:tcPr>
+            <w:tcW w:type="dxa" w:w="1234"/>
+          </w:tcPr>
+          <w:p>
+            <w:r>
+              <w:t>Lab 19 (TBD)</w:t>
+            </w:r>
+          </w:p>
+        </w:tc>
+        <w:tc>
+          <w:tcPr>
+            <w:tcW w:type="dxa" w:w="1234"/>
+          </w:tcPr>
+          <w:p>
+            <w:r>
+              <w:t>TBD; cumulative reference</w:t>
+            </w:r>
+          </w:p>
+        </w:tc>
+        <w:tc>
+          <w:tcPr>
+            <w:tcW w:type="dxa" w:w="1234"/>
+          </w:tcPr>
+          <w:p>
+            <w:r>
+              <w:t>Topic and materials pending; see Lab 19 planning record</w:t>
+            </w:r>
+          </w:p>
+        </w:tc>
+      </w:tr>
+      <w:tr>
+        <w:tc>
+          <w:tcPr>
+            <w:tcW w:type="dxa" w:w="1234"/>
+          </w:tcPr>
+          <w:p>
+            <w:r>
+              <w:t>26</w:t>
+            </w:r>
+          </w:p>
+        </w:tc>
+        <w:tc>
+          <w:tcPr>
+            <w:tcW w:type="dxa" w:w="1234"/>
+          </w:tcPr>
+          <w:p>
+            <w:r>
+              <w:t>13</w:t>
+            </w:r>
+          </w:p>
+        </w:tc>
+        <w:tc>
+          <w:tcPr>
+            <w:tcW w:type="dxa" w:w="1234"/>
+          </w:tcPr>
+          <w:p>
+            <w:r>
+              <w:t>Thu</w:t>
+            </w:r>
+          </w:p>
+        </w:tc>
+        <w:tc>
+          <w:tcPr>
+            <w:tcW w:type="dxa" w:w="1234"/>
+          </w:tcPr>
+          <w:p>
+            <w:r>
+              <w:t>11/19</w:t>
+            </w:r>
+          </w:p>
+        </w:tc>
+        <w:tc>
+          <w:tcPr>
+            <w:tcW w:type="dxa" w:w="1234"/>
+          </w:tcPr>
+          <w:p>
+            <w:r>
+              <w:t>Lab 20 (TBD)</w:t>
+            </w:r>
+          </w:p>
+        </w:tc>
+        <w:tc>
+          <w:tcPr>
+            <w:tcW w:type="dxa" w:w="1234"/>
+          </w:tcPr>
+          <w:p>
+            <w:r>
+              <w:t>TBD; cumulative reference</w:t>
+            </w:r>
+          </w:p>
+        </w:tc>
+        <w:tc>
+          <w:tcPr>
+            <w:tcW w:type="dxa" w:w="1234"/>
+          </w:tcPr>
+          <w:p>
+            <w:r>
+              <w:t>Topic and materials pending; see Lab 20 planning record</w:t>
+            </w:r>
+          </w:p>
+        </w:tc>
+      </w:tr>
+      <w:tr>
+        <w:tc>
+          <w:tcPr>
+            <w:tcW w:type="dxa" w:w="1234"/>
+          </w:tcPr>
+          <w:p>
+            <w:r>
+              <w:t>27</w:t>
+            </w:r>
+          </w:p>
+        </w:tc>
+        <w:tc>
+          <w:tcPr>
+            <w:tcW w:type="dxa" w:w="1234"/>
+          </w:tcPr>
+          <w:p>
+            <w:r>
+              <w:t>14</w:t>
+            </w:r>
+          </w:p>
+        </w:tc>
+        <w:tc>
+          <w:tcPr>
+            <w:tcW w:type="dxa" w:w="1234"/>
+          </w:tcPr>
+          <w:p>
+            <w:r>
+              <w:t>Tue</w:t>
+            </w:r>
+          </w:p>
+        </w:tc>
+        <w:tc>
+          <w:tcPr>
+            <w:tcW w:type="dxa" w:w="1234"/>
+          </w:tcPr>
+          <w:p>
+            <w:r>
+              <w:t>11/24</w:t>
+            </w:r>
+          </w:p>
+        </w:tc>
+        <w:tc>
+          <w:tcPr>
+            <w:tcW w:type="dxa" w:w="1234"/>
+          </w:tcPr>
+          <w:p>
+            <w:r>
+              <w:t>No Class</w:t>
+            </w:r>
+          </w:p>
+        </w:tc>
+        <w:tc>
+          <w:tcPr>
+            <w:tcW w:type="dxa" w:w="1234"/>
+          </w:tcPr>
+          <w:p>
+            <w:r>
+              <w:t>—</w:t>
+            </w:r>
+          </w:p>
+        </w:tc>
+        <w:tc>
+          <w:tcPr>
+            <w:tcW w:type="dxa" w:w="1234"/>
+          </w:tcPr>
+          <w:p>
+            <w:r>
+              <w:t>Fall break</w:t>
+            </w:r>
+          </w:p>
+        </w:tc>
+      </w:tr>
+      <w:tr>
+        <w:tc>
+          <w:tcPr>
+            <w:tcW w:type="dxa" w:w="1234"/>
+          </w:tcPr>
+          <w:p>
+            <w:r>
+              <w:t>28</w:t>
+            </w:r>
+          </w:p>
+        </w:tc>
+        <w:tc>
+          <w:tcPr>
+            <w:tcW w:type="dxa" w:w="1234"/>
+          </w:tcPr>
+          <w:p>
+            <w:r>
+              <w:t>14</w:t>
+            </w:r>
+          </w:p>
+        </w:tc>
+        <w:tc>
+          <w:tcPr>
+            <w:tcW w:type="dxa" w:w="1234"/>
+          </w:tcPr>
+          <w:p>
+            <w:r>
+              <w:t>Thu</w:t>
+            </w:r>
+          </w:p>
+        </w:tc>
+        <w:tc>
+          <w:tcPr>
+            <w:tcW w:type="dxa" w:w="1234"/>
+          </w:tcPr>
+          <w:p>
+            <w:r>
+              <w:t>11/26</w:t>
+            </w:r>
+          </w:p>
+        </w:tc>
+        <w:tc>
+          <w:tcPr>
+            <w:tcW w:type="dxa" w:w="1234"/>
+          </w:tcPr>
+          <w:p>
+            <w:r>
+              <w:t>No Class</w:t>
+            </w:r>
+          </w:p>
+        </w:tc>
+        <w:tc>
+          <w:tcPr>
+            <w:tcW w:type="dxa" w:w="1234"/>
+          </w:tcPr>
+          <w:p>
+            <w:r>
+              <w:t>—</w:t>
+            </w:r>
+          </w:p>
+        </w:tc>
+        <w:tc>
+          <w:tcPr>
+            <w:tcW w:type="dxa" w:w="1234"/>
+          </w:tcPr>
+          <w:p>
+            <w:r>
+              <w:t>Fall break</w:t>
+            </w:r>
+          </w:p>
+        </w:tc>
+      </w:tr>
+      <w:tr>
+        <w:tc>
+          <w:tcPr>
+            <w:tcW w:type="dxa" w:w="1234"/>
+          </w:tcPr>
+          <w:p>
+            <w:r>
+              <w:t>29</w:t>
+            </w:r>
+          </w:p>
+        </w:tc>
+        <w:tc>
+          <w:tcPr>
+            <w:tcW w:type="dxa" w:w="1234"/>
+          </w:tcPr>
+          <w:p>
+            <w:r>
+              <w:t>15</w:t>
+            </w:r>
+          </w:p>
+        </w:tc>
+        <w:tc>
+          <w:tcPr>
+            <w:tcW w:type="dxa" w:w="1234"/>
+          </w:tcPr>
+          <w:p>
+            <w:r>
+              <w:t>Tue</w:t>
+            </w:r>
+          </w:p>
+        </w:tc>
+        <w:tc>
+          <w:tcPr>
+            <w:tcW w:type="dxa" w:w="1234"/>
+          </w:tcPr>
+          <w:p>
+            <w:r>
+              <w:t>12/1</w:t>
+            </w:r>
+          </w:p>
+        </w:tc>
+        <w:tc>
+          <w:tcPr>
+            <w:tcW w:type="dxa" w:w="1234"/>
+          </w:tcPr>
+          <w:p>
+            <w:r>
+              <w:t>Practice Test 05; comprehensive final preparation</w:t>
+            </w:r>
+          </w:p>
+        </w:tc>
+        <w:tc>
+          <w:tcPr>
+            <w:tcW w:type="dxa" w:w="1234"/>
+          </w:tcPr>
+          <w:p>
+            <w:r>
+              <w:t>Cumulative Chs. 1–17, 44–45</w:t>
+            </w:r>
+          </w:p>
+        </w:tc>
+        <w:tc>
+          <w:tcPr>
+            <w:tcW w:type="dxa" w:w="1234"/>
+          </w:tcPr>
+          <w:p>
+            <w:r>
+              <w:t>Practice Test 05 covers Modules 1–16; review and make-up work</w:t>
+            </w:r>
+          </w:p>
+        </w:tc>
+      </w:tr>
+      <w:tr>
+        <w:tc>
+          <w:tcPr>
+            <w:tcW w:type="dxa" w:w="1234"/>
+          </w:tcPr>
+          <w:p>
+            <w:r>
+              <w:t>30</w:t>
+            </w:r>
+          </w:p>
+        </w:tc>
+        <w:tc>
+          <w:tcPr>
+            <w:tcW w:type="dxa" w:w="1234"/>
+          </w:tcPr>
+          <w:p>
+            <w:r>
+              <w:t>15</w:t>
+            </w:r>
+          </w:p>
+        </w:tc>
+        <w:tc>
+          <w:tcPr>
+            <w:tcW w:type="dxa" w:w="1234"/>
+          </w:tcPr>
+          <w:p>
+            <w:r>
+              <w:t>Thu</w:t>
+            </w:r>
+          </w:p>
+        </w:tc>
+        <w:tc>
+          <w:tcPr>
+            <w:tcW w:type="dxa" w:w="1234"/>
+          </w:tcPr>
+          <w:p>
+            <w:r>
+              <w:t>12/3</w:t>
+            </w:r>
+          </w:p>
+        </w:tc>
+        <w:tc>
+          <w:tcPr>
+            <w:tcW w:type="dxa" w:w="1234"/>
+          </w:tcPr>
+          <w:p>
+            <w:r>
+              <w:t>Comprehensive final preparation</w:t>
+            </w:r>
+          </w:p>
+        </w:tc>
+        <w:tc>
+          <w:tcPr>
+            <w:tcW w:type="dxa" w:w="1234"/>
+          </w:tcPr>
+          <w:p>
+            <w:r>
+              <w:t>Cumulative Chs. 1–17, 44–45</w:t>
+            </w:r>
+          </w:p>
+        </w:tc>
+        <w:tc>
+          <w:tcPr>
+            <w:tcW w:type="dxa" w:w="1234"/>
+          </w:tcPr>
+          <w:p>
+            <w:r>
+              <w:t>Review and make-up work</w:t>
+            </w:r>
+          </w:p>
+        </w:tc>
+      </w:tr>
+      <w:tr>
+        <w:tc>
+          <w:tcPr>
+            <w:tcW w:type="dxa" w:w="1234"/>
+          </w:tcPr>
+          <w:p>
+            <w:r>
+              <w:t>31</w:t>
+            </w:r>
+          </w:p>
+        </w:tc>
+        <w:tc>
+          <w:tcPr>
+            <w:tcW w:type="dxa" w:w="1234"/>
+          </w:tcPr>
+          <w:p>
+            <w:r>
+              <w:t>16</w:t>
+            </w:r>
+          </w:p>
+        </w:tc>
+        <w:tc>
+          <w:tcPr>
+            <w:tcW w:type="dxa" w:w="1234"/>
+          </w:tcPr>
+          <w:p>
+            <w:r>
+              <w:t>Tue</w:t>
+            </w:r>
+          </w:p>
+        </w:tc>
+        <w:tc>
+          <w:tcPr>
+            <w:tcW w:type="dxa" w:w="1234"/>
+          </w:tcPr>
+          <w:p>
+            <w:r>
+              <w:t>12/8</w:t>
+            </w:r>
+          </w:p>
+        </w:tc>
+        <w:tc>
+          <w:tcPr>
+            <w:tcW w:type="dxa" w:w="1234"/>
+          </w:tcPr>
+          <w:p>
+            <w:r>
+              <w:t>Comprehensive final review</w:t>
+            </w:r>
+          </w:p>
+        </w:tc>
+        <w:tc>
+          <w:tcPr>
+            <w:tcW w:type="dxa" w:w="1234"/>
+          </w:tcPr>
+          <w:p>
+            <w:r>
+              <w:t>Cumulative Chs. 1–17, 44–45</w:t>
+            </w:r>
+          </w:p>
+        </w:tc>
+        <w:tc>
+          <w:tcPr>
+            <w:tcW w:type="dxa" w:w="1234"/>
+          </w:tcPr>
+          <w:p>
+            <w:r/>
+          </w:p>
+        </w:tc>
+      </w:tr>
+      <w:tr>
+        <w:tc>
+          <w:tcPr>
+            <w:tcW w:type="dxa" w:w="1234"/>
+          </w:tcPr>
+          <w:p>
+            <w:r>
+              <w:t>32</w:t>
+            </w:r>
+          </w:p>
+        </w:tc>
+        <w:tc>
+          <w:tcPr>
+            <w:tcW w:type="dxa" w:w="1234"/>
+          </w:tcPr>
+          <w:p>
+            <w:r>
+              <w:t>16</w:t>
+            </w:r>
+          </w:p>
+        </w:tc>
+        <w:tc>
+          <w:tcPr>
+            <w:tcW w:type="dxa" w:w="1234"/>
+          </w:tcPr>
+          <w:p>
+            <w:r>
+              <w:t>Thu</w:t>
+            </w:r>
+          </w:p>
+        </w:tc>
+        <w:tc>
+          <w:tcPr>
+            <w:tcW w:type="dxa" w:w="1234"/>
+          </w:tcPr>
+          <w:p>
+            <w:r>
+              <w:t>12/10</w:t>
+            </w:r>
+          </w:p>
+        </w:tc>
+        <w:tc>
+          <w:tcPr>
+            <w:tcW w:type="dxa" w:w="1234"/>
+          </w:tcPr>
+          <w:p>
+            <w:r>
+              <w:t>Comprehensive Final Exam</w:t>
+            </w:r>
+          </w:p>
+        </w:tc>
+        <w:tc>
+          <w:tcPr>
+            <w:tcW w:type="dxa" w:w="1234"/>
+          </w:tcPr>
+          <w:p>
+            <w:r>
+              <w:t>Cumulative Chs. 1–17, 44–45</w:t>
+            </w:r>
+          </w:p>
+        </w:tc>
+        <w:tc>
+          <w:tcPr>
+            <w:tcW w:type="dxa" w:w="1234"/>
+          </w:tcPr>
+          <w:p>
+            <w:r>
+              <w:t>Final exam</w:t>
+            </w:r>
+          </w:p>
+        </w:tc>
+      </w:tr>
+      <w:tr>
+        <w:tc>
+          <w:tcPr>
+            <w:tcW w:type="dxa" w:w="1234"/>
+          </w:tcPr>
+          <w:p>
+            <w:r>
+              <w:t>33</w:t>
+            </w:r>
+          </w:p>
+        </w:tc>
+        <w:tc>
+          <w:tcPr>
+            <w:tcW w:type="dxa" w:w="1234"/>
           </w:tcPr>
           <w:p>
             <w:r>
@@ -1732,93 +2423,51 @@
         </w:tc>
         <w:tc>
           <w:tcPr>
-            <w:tcW w:type="dxa" w:w="1728"/>
+            <w:tcW w:type="dxa" w:w="1234"/>
           </w:tcPr>
           <w:p>
             <w:r>
-              <w:t>Mon</w:t>
+              <w:t>Tue</w:t>
             </w:r>
           </w:p>
         </w:tc>
         <w:tc>
           <w:tcPr>
-            <w:tcW w:type="dxa" w:w="1728"/>
+            <w:tcW w:type="dxa" w:w="1234"/>
           </w:tcPr>
           <w:p>
             <w:r>
-              <w:t>12/14</w:t>
+              <w:t>12/15</w:t>
             </w:r>
           </w:p>
         </w:tc>
         <w:tc>
           <w:tcPr>
-            <w:tcW w:type="dxa" w:w="1728"/>
+            <w:tcW w:type="dxa" w:w="1234"/>
           </w:tcPr>
           <w:p>
             <w:r>
-              <w:t>Practice Test 05 (Modules 1-16); final prep and make-up work</w:t>
+              <w:t>Feedback and post-final discussions</w:t>
             </w:r>
           </w:p>
         </w:tc>
         <w:tc>
           <w:tcPr>
-            <w:tcW w:type="dxa" w:w="1728"/>
+            <w:tcW w:type="dxa" w:w="1234"/>
           </w:tcPr>
           <w:p>
             <w:r>
-              <w:t>Finals week</w:t>
-            </w:r>
-          </w:p>
-        </w:tc>
-      </w:tr>
-      <w:tr>
-        <w:tc>
-          <w:tcPr>
-            <w:tcW w:type="dxa" w:w="1728"/>
-          </w:tcPr>
-          <w:p>
-            <w:r>
-              <w:t>17</w:t>
+              <w:t>—</w:t>
             </w:r>
           </w:p>
         </w:tc>
         <w:tc>
           <w:tcPr>
-            <w:tcW w:type="dxa" w:w="1728"/>
+            <w:tcW w:type="dxa" w:w="1234"/>
           </w:tcPr>
           <w:p>
             <w:r>
-              <w:t>Wed</w:t>
-            </w:r>
-          </w:p>
-        </w:tc>
-        <w:tc>
-          <w:tcPr>
-            <w:tcW w:type="dxa" w:w="1728"/>
-          </w:tcPr>
-          <w:p>
-            <w:r>
-              <w:t>12/16</w:t>
-            </w:r>
-          </w:p>
-        </w:tc>
-        <w:tc>
-          <w:tcPr>
-            <w:tcW w:type="dxa" w:w="1728"/>
-          </w:tcPr>
-          <w:p>
-            <w:r>
-              <w:t>Comprehensive Final Exam</w:t>
-            </w:r>
-          </w:p>
-        </w:tc>
-        <w:tc>
-          <w:tcPr>
-            <w:tcW w:type="dxa" w:w="1728"/>
-          </w:tcPr>
-          <w:p>
-            <w:r>
-              <w:t>Broad final exam; official slot TBD</w:t>
+              <w:t>Feedback, course reflection, and post-final discussion</w:t>
             </w:r>
           </w:p>
         </w:tc>
@@ -1840,10 +2489,10 @@
         <w:rPr>
           <w:b/>
         </w:rPr>
-        <w:t>Classes Begin</w:t>
+        <w:t>Section</w:t>
       </w:r>
       <w:r>
-        <w:t>: August 22, 2026</w:t>
+        <w:t>: C1000, Fall 2026</w:t>
       </w:r>
     </w:p>
     <w:p>
@@ -1854,7 +2503,148 @@
         <w:rPr>
           <w:b/>
         </w:rPr>
-        <w:t>Labor Day Holiday</w:t>
+        <w:t>First class meeting</w:t>
+      </w:r>
+      <w:r>
+        <w:t>: August 25, 2026</w:t>
+      </w:r>
+    </w:p>
+    <w:p>
+      <w:r>
+        <w:t xml:space="preserve">• </w:t>
+      </w:r>
+      <w:r>
+        <w:rPr>
+          <w:b/>
+        </w:rPr>
+        <w:t>Regular meeting pattern</w:t>
+      </w:r>
+      <w:r>
+        <w:t>: Tuesdays and Thursdays, 5:30–8:40 PM</w:t>
+      </w:r>
+    </w:p>
+    <w:p>
+      <w:r>
+        <w:t xml:space="preserve">• </w:t>
+      </w:r>
+      <w:r>
+        <w:rPr>
+          <w:b/>
+        </w:rPr>
+        <w:t>Location</w:t>
+      </w:r>
+      <w:r>
+        <w:t>: D Yard Education room</w:t>
+      </w:r>
+    </w:p>
+    <w:p>
+      <w:r>
+        <w:t xml:space="preserve">• </w:t>
+      </w:r>
+      <w:r>
+        <w:rPr>
+          <w:b/>
+        </w:rPr>
+        <w:t>Fall break / no class</w:t>
+      </w:r>
+      <w:r>
+        <w:t>: November 24 and 26, 2026</w:t>
+      </w:r>
+    </w:p>
+    <w:p>
+      <w:r>
+        <w:t xml:space="preserve">• </w:t>
+      </w:r>
+      <w:r>
+        <w:rPr>
+          <w:b/>
+        </w:rPr>
+        <w:t>Section final examination</w:t>
+      </w:r>
+      <w:r>
+        <w:t>: December 10, 2026</w:t>
+      </w:r>
+    </w:p>
+    <w:p>
+      <w:r>
+        <w:t xml:space="preserve">• </w:t>
+      </w:r>
+      <w:r>
+        <w:rPr>
+          <w:b/>
+        </w:rPr>
+        <w:t>Feedback and post-final discussions</w:t>
+      </w:r>
+      <w:r>
+        <w:t>: December 15, 2026</w:t>
+      </w:r>
+    </w:p>
+    <w:p>
+      <w:r>
+        <w:t xml:space="preserve">• </w:t>
+      </w:r>
+      <w:r>
+        <w:rPr>
+          <w:b/>
+        </w:rPr>
+        <w:t>College final-examination period</w:t>
+      </w:r>
+      <w:r>
+        <w:t>: December 12-18, 2026</w:t>
+      </w:r>
+    </w:p>
+    <w:p>
+      <w:r>
+        <w:t xml:space="preserve">• </w:t>
+      </w:r>
+      <w:r>
+        <w:rPr>
+          <w:b/>
+        </w:rPr>
+        <w:t>No other planned holidays or Pelican Bay program cancellations</w:t>
+      </w:r>
+      <w:r>
+        <w:t xml:space="preserve"> are included in this section schedule.</w:t>
+      </w:r>
+    </w:p>
+    <w:p>
+      <w:pPr>
+        <w:pStyle w:val="Heading3"/>
+      </w:pPr>
+      <w:r>
+        <w:t>College Calendar Context</w:t>
+      </w:r>
+    </w:p>
+    <w:p>
+      <w:r>
+        <w:t>These institutional dates are recorded for planning context; they do not add</w:t>
+        <w:br/>
+        <w:t>section cancellations beyond the two fall-break dates above:</w:t>
+      </w:r>
+    </w:p>
+    <w:p>
+      <w:r>
+        <w:t xml:space="preserve">• </w:t>
+      </w:r>
+      <w:r>
+        <w:rPr>
+          <w:b/>
+        </w:rPr>
+        <w:t>Fall 2026 calendar anchor</w:t>
+      </w:r>
+      <w:r>
+        <w:t>: August 22, 2026 (College classes begin)</w:t>
+      </w:r>
+    </w:p>
+    <w:p>
+      <w:r>
+        <w:t xml:space="preserve">• </w:t>
+      </w:r>
+      <w:r>
+        <w:rPr>
+          <w:b/>
+        </w:rPr>
+        <w:t>Labor Day</w:t>
       </w:r>
       <w:r>
         <w:t>: September 7, 2026</w:t>
@@ -1868,21 +2658,7 @@
         <w:rPr>
           <w:b/>
         </w:rPr>
-        <w:t>Census Day</w:t>
-      </w:r>
-      <w:r>
-        <w:t>: September 8, 2026</w:t>
-      </w:r>
-    </w:p>
-    <w:p>
-      <w:r>
-        <w:t xml:space="preserve">• </w:t>
-      </w:r>
-      <w:r>
-        <w:rPr>
-          <w:b/>
-        </w:rPr>
-        <w:t>Veterans Day Holiday</w:t>
+        <w:t>Veterans Day</w:t>
       </w:r>
       <w:r>
         <w:t>: November 11, 2026</w:t>
@@ -1896,7 +2672,7 @@
         <w:rPr>
           <w:b/>
         </w:rPr>
-        <w:t>Fall Break</w:t>
+        <w:t>College fall break</w:t>
       </w:r>
       <w:r>
         <w:t>: November 23-24, 2026</w:t>
@@ -1910,7 +2686,7 @@
         <w:rPr>
           <w:b/>
         </w:rPr>
-        <w:t>Thanksgiving Holidays</w:t>
+        <w:t>College Thanksgiving holidays</w:t>
       </w:r>
       <w:r>
         <w:t>: November 25-27, 2026</w:t>
@@ -1924,38 +2700,10 @@
         <w:rPr>
           <w:b/>
         </w:rPr>
-        <w:t>Final Examinations</w:t>
-      </w:r>
-      <w:r>
-        <w:t>: December 12-18, 2026</w:t>
-      </w:r>
-    </w:p>
-    <w:p>
-      <w:r>
-        <w:t xml:space="preserve">• </w:t>
-      </w:r>
-      <w:r>
-        <w:rPr>
-          <w:b/>
-        </w:rPr>
-        <w:t>Classes End</w:t>
+        <w:t>College classes end</w:t>
       </w:r>
       <w:r>
         <w:t>: December 18, 2026</w:t>
-      </w:r>
-    </w:p>
-    <w:p>
-      <w:r>
-        <w:t xml:space="preserve">• </w:t>
-      </w:r>
-      <w:r>
-        <w:rPr>
-          <w:b/>
-        </w:rPr>
-        <w:t>Programs Canceled (First Wednesday)</w:t>
-      </w:r>
-      <w:r>
-        <w:t>: September 2, October 7, November 4, December 2, 2026</w:t>
       </w:r>
     </w:p>
     <w:p>
@@ -1977,7 +2725,7 @@
         <w:t>Exam 01</w:t>
       </w:r>
       <w:r>
-        <w:t>: Week 6 (September 28, 2026) - Modules 1-6</w:t>
+        <w:t>: September 17, 2026 - Modules 1-6</w:t>
       </w:r>
     </w:p>
     <w:p>
@@ -1991,7 +2739,7 @@
         <w:t>Exam 02</w:t>
       </w:r>
       <w:r>
-        <w:t>: Week 10 (October 28, 2026) - Modules 7-11</w:t>
+        <w:t>: October 13, 2026 - Modules 7-11</w:t>
       </w:r>
     </w:p>
     <w:p>
@@ -2005,7 +2753,7 @@
         <w:t>Exam 03</w:t>
       </w:r>
       <w:r>
-        <w:t>: Week 16 (December 9, 2026) - Modules 12-16</w:t>
+        <w:t>: November 5, 2026 - Modules 12-16</w:t>
       </w:r>
     </w:p>
     <w:p>
@@ -2019,9 +2767,455 @@
         <w:t>Comprehensive Final Exam</w:t>
       </w:r>
       <w:r>
-        <w:t>: Week 17 (December 16, 2026) - official slot TBD</w:t>
+        <w:t>: December 10, 2026 - cumulative course assessment</w:t>
       </w:r>
     </w:p>
+    <w:p>
+      <w:r>
+        <w:t xml:space="preserve">• </w:t>
+      </w:r>
+      <w:r>
+        <w:rPr>
+          <w:b/>
+        </w:rPr>
+        <w:t>Feedback and post-final discussions</w:t>
+      </w:r>
+      <w:r>
+        <w:t>: December 15, 2026</w:t>
+      </w:r>
+    </w:p>
+    <w:p>
+      <w:pPr>
+        <w:pStyle w:val="Heading2"/>
+      </w:pPr>
+      <w:r>
+        <w:t>Textbook Reading Map</w:t>
+      </w:r>
+    </w:p>
+    <w:p>
+      <w:r>
+        <w:t xml:space="preserve">Recommended text: </w:t>
+      </w:r>
+      <w:r>
+        <w:rPr>
+          <w:i/>
+        </w:rPr>
+        <w:t>Biology</w:t>
+      </w:r>
+      <w:r>
+        <w:t>, 14th edition, Sylvia S. Mader and Michael</w:t>
+        <w:br/>
+        <w:t xml:space="preserve">Windelspecht, loose-leaf edition, ISBN </w:t>
+      </w:r>
+      <w:r>
+        <w:rPr>
+          <w:b/>
+        </w:rPr>
+        <w:t>978-1-266-24172-7</w:t>
+      </w:r>
+      <w:r>
+        <w:t>. The complete</w:t>
+        <w:br/>
+        <w:t xml:space="preserve">course text is stored in </w:t>
+      </w:r>
+      <w:r>
+        <w:rPr>
+          <w:rFonts w:ascii="Courier New" w:hAnsi="Courier New"/>
+        </w:rPr>
+        <w:t>../resources/textbook/Complete_Combined_Textbook_S2026.pdf</w:t>
+      </w:r>
+      <w:r>
+        <w:t>.</w:t>
+        <w:br/>
+        <w:t>The chapters in the schedule are recommended readings associated with the</w:t>
+        <w:br/>
+        <w:t>meeting's content, not additional graded assignments.</w:t>
+      </w:r>
+    </w:p>
+    <w:tbl>
+      <w:tblPr>
+        <w:tblW w:type="auto" w:w="0"/>
+        <w:tblLook w:firstColumn="1" w:firstRow="1" w:lastColumn="0" w:lastRow="0" w:noHBand="0" w:noVBand="1" w:val="04A0"/>
+      </w:tblPr>
+      <w:tblGrid>
+        <w:gridCol w:w="4320"/>
+        <w:gridCol w:w="4320"/>
+      </w:tblGrid>
+      <w:tr>
+        <w:tc>
+          <w:tcPr>
+            <w:tcW w:type="dxa" w:w="4320"/>
+          </w:tcPr>
+          <w:p>
+            <w:r>
+              <w:t>Module</w:t>
+            </w:r>
+          </w:p>
+        </w:tc>
+        <w:tc>
+          <w:tcPr>
+            <w:tcW w:type="dxa" w:w="4320"/>
+          </w:tcPr>
+          <w:p>
+            <w:r>
+              <w:t>Textbook chapters</w:t>
+            </w:r>
+          </w:p>
+        </w:tc>
+      </w:tr>
+      <w:tr>
+        <w:tc>
+          <w:tcPr>
+            <w:tcW w:type="dxa" w:w="4320"/>
+          </w:tcPr>
+          <w:p>
+            <w:r>
+              <w:t>01</w:t>
+            </w:r>
+          </w:p>
+        </w:tc>
+        <w:tc>
+          <w:tcPr>
+            <w:tcW w:type="dxa" w:w="4320"/>
+          </w:tcPr>
+          <w:p>
+            <w:r>
+              <w:t>Chapter 1: Biology: The Study of Life</w:t>
+            </w:r>
+          </w:p>
+        </w:tc>
+      </w:tr>
+      <w:tr>
+        <w:tc>
+          <w:tcPr>
+            <w:tcW w:type="dxa" w:w="4320"/>
+          </w:tcPr>
+          <w:p>
+            <w:r>
+              <w:t>02</w:t>
+            </w:r>
+          </w:p>
+        </w:tc>
+        <w:tc>
+          <w:tcPr>
+            <w:tcW w:type="dxa" w:w="4320"/>
+          </w:tcPr>
+          <w:p>
+            <w:r>
+              <w:t>Chapter 2: Basic Chemistry</w:t>
+            </w:r>
+          </w:p>
+        </w:tc>
+      </w:tr>
+      <w:tr>
+        <w:tc>
+          <w:tcPr>
+            <w:tcW w:type="dxa" w:w="4320"/>
+          </w:tcPr>
+          <w:p>
+            <w:r>
+              <w:t>03</w:t>
+            </w:r>
+          </w:p>
+        </w:tc>
+        <w:tc>
+          <w:tcPr>
+            <w:tcW w:type="dxa" w:w="4320"/>
+          </w:tcPr>
+          <w:p>
+            <w:r>
+              <w:t>Chapter 3: The Chemistry of Organic Molecules</w:t>
+            </w:r>
+          </w:p>
+        </w:tc>
+      </w:tr>
+      <w:tr>
+        <w:tc>
+          <w:tcPr>
+            <w:tcW w:type="dxa" w:w="4320"/>
+          </w:tcPr>
+          <w:p>
+            <w:r>
+              <w:t>04</w:t>
+            </w:r>
+          </w:p>
+        </w:tc>
+        <w:tc>
+          <w:tcPr>
+            <w:tcW w:type="dxa" w:w="4320"/>
+          </w:tcPr>
+          <w:p>
+            <w:r>
+              <w:t>Chapter 4: Cell Structure and Function</w:t>
+            </w:r>
+          </w:p>
+        </w:tc>
+      </w:tr>
+      <w:tr>
+        <w:tc>
+          <w:tcPr>
+            <w:tcW w:type="dxa" w:w="4320"/>
+          </w:tcPr>
+          <w:p>
+            <w:r>
+              <w:t>05</w:t>
+            </w:r>
+          </w:p>
+        </w:tc>
+        <w:tc>
+          <w:tcPr>
+            <w:tcW w:type="dxa" w:w="4320"/>
+          </w:tcPr>
+          <w:p>
+            <w:r>
+              <w:t>Chapter 5: Membrane Structure and Function</w:t>
+            </w:r>
+          </w:p>
+        </w:tc>
+      </w:tr>
+      <w:tr>
+        <w:tc>
+          <w:tcPr>
+            <w:tcW w:type="dxa" w:w="4320"/>
+          </w:tcPr>
+          <w:p>
+            <w:r>
+              <w:t>06</w:t>
+            </w:r>
+          </w:p>
+        </w:tc>
+        <w:tc>
+          <w:tcPr>
+            <w:tcW w:type="dxa" w:w="4320"/>
+          </w:tcPr>
+          <w:p>
+            <w:r>
+              <w:t>Chapters 6-8: Metabolism, Photosynthesis, and Cellular Respiration</w:t>
+            </w:r>
+          </w:p>
+        </w:tc>
+      </w:tr>
+      <w:tr>
+        <w:tc>
+          <w:tcPr>
+            <w:tcW w:type="dxa" w:w="4320"/>
+          </w:tcPr>
+          <w:p>
+            <w:r>
+              <w:t>07</w:t>
+            </w:r>
+          </w:p>
+        </w:tc>
+        <w:tc>
+          <w:tcPr>
+            <w:tcW w:type="dxa" w:w="4320"/>
+          </w:tcPr>
+          <w:p>
+            <w:r>
+              <w:t>Chapter 12: Molecular Biology of the Gene</w:t>
+            </w:r>
+          </w:p>
+        </w:tc>
+      </w:tr>
+      <w:tr>
+        <w:tc>
+          <w:tcPr>
+            <w:tcW w:type="dxa" w:w="4320"/>
+          </w:tcPr>
+          <w:p>
+            <w:r>
+              <w:t>08</w:t>
+            </w:r>
+          </w:p>
+        </w:tc>
+        <w:tc>
+          <w:tcPr>
+            <w:tcW w:type="dxa" w:w="4320"/>
+          </w:tcPr>
+          <w:p>
+            <w:r>
+              <w:t>Chapters 9-10: Cell Cycle, Cellular Reproduction, and Meiosis</w:t>
+            </w:r>
+          </w:p>
+        </w:tc>
+      </w:tr>
+      <w:tr>
+        <w:tc>
+          <w:tcPr>
+            <w:tcW w:type="dxa" w:w="4320"/>
+          </w:tcPr>
+          <w:p>
+            <w:r>
+              <w:t>09</w:t>
+            </w:r>
+          </w:p>
+        </w:tc>
+        <w:tc>
+          <w:tcPr>
+            <w:tcW w:type="dxa" w:w="4320"/>
+          </w:tcPr>
+          <w:p>
+            <w:r>
+              <w:t>Chapter 11: Mendelian Patterns of Inheritance</w:t>
+            </w:r>
+          </w:p>
+        </w:tc>
+      </w:tr>
+      <w:tr>
+        <w:tc>
+          <w:tcPr>
+            <w:tcW w:type="dxa" w:w="4320"/>
+          </w:tcPr>
+          <w:p>
+            <w:r>
+              <w:t>10</w:t>
+            </w:r>
+          </w:p>
+        </w:tc>
+        <w:tc>
+          <w:tcPr>
+            <w:tcW w:type="dxa" w:w="4320"/>
+          </w:tcPr>
+          <w:p>
+            <w:r>
+              <w:t>Chapter 13: Regulation of Gene Expression</w:t>
+            </w:r>
+          </w:p>
+        </w:tc>
+      </w:tr>
+      <w:tr>
+        <w:tc>
+          <w:tcPr>
+            <w:tcW w:type="dxa" w:w="4320"/>
+          </w:tcPr>
+          <w:p>
+            <w:r>
+              <w:t>11</w:t>
+            </w:r>
+          </w:p>
+        </w:tc>
+        <w:tc>
+          <w:tcPr>
+            <w:tcW w:type="dxa" w:w="4320"/>
+          </w:tcPr>
+          <w:p>
+            <w:r>
+              <w:t>Chapter 14: Biotechnology and Genomics</w:t>
+            </w:r>
+          </w:p>
+        </w:tc>
+      </w:tr>
+      <w:tr>
+        <w:tc>
+          <w:tcPr>
+            <w:tcW w:type="dxa" w:w="4320"/>
+          </w:tcPr>
+          <w:p>
+            <w:r>
+              <w:t>12</w:t>
+            </w:r>
+          </w:p>
+        </w:tc>
+        <w:tc>
+          <w:tcPr>
+            <w:tcW w:type="dxa" w:w="4320"/>
+          </w:tcPr>
+          <w:p>
+            <w:r>
+              <w:t>Chapter 15: Darwin and Evolution</w:t>
+            </w:r>
+          </w:p>
+        </w:tc>
+      </w:tr>
+      <w:tr>
+        <w:tc>
+          <w:tcPr>
+            <w:tcW w:type="dxa" w:w="4320"/>
+          </w:tcPr>
+          <w:p>
+            <w:r>
+              <w:t>13</w:t>
+            </w:r>
+          </w:p>
+        </w:tc>
+        <w:tc>
+          <w:tcPr>
+            <w:tcW w:type="dxa" w:w="4320"/>
+          </w:tcPr>
+          <w:p>
+            <w:r>
+              <w:t>Chapter 16: How Populations Evolve</w:t>
+            </w:r>
+          </w:p>
+        </w:tc>
+      </w:tr>
+      <w:tr>
+        <w:tc>
+          <w:tcPr>
+            <w:tcW w:type="dxa" w:w="4320"/>
+          </w:tcPr>
+          <w:p>
+            <w:r>
+              <w:t>14</w:t>
+            </w:r>
+          </w:p>
+        </w:tc>
+        <w:tc>
+          <w:tcPr>
+            <w:tcW w:type="dxa" w:w="4320"/>
+          </w:tcPr>
+          <w:p>
+            <w:r>
+              <w:t>Chapters 17 and 19: Speciation, Macroevolution, Taxonomy, Systematics, and Phylogeny</w:t>
+            </w:r>
+          </w:p>
+        </w:tc>
+      </w:tr>
+      <w:tr>
+        <w:tc>
+          <w:tcPr>
+            <w:tcW w:type="dxa" w:w="4320"/>
+          </w:tcPr>
+          <w:p>
+            <w:r>
+              <w:t>15</w:t>
+            </w:r>
+          </w:p>
+        </w:tc>
+        <w:tc>
+          <w:tcPr>
+            <w:tcW w:type="dxa" w:w="4320"/>
+          </w:tcPr>
+          <w:p>
+            <w:r>
+              <w:t>Chapters 44-45: Population Ecology and Community/Ecosystem Ecology</w:t>
+            </w:r>
+          </w:p>
+        </w:tc>
+      </w:tr>
+      <w:tr>
+        <w:tc>
+          <w:tcPr>
+            <w:tcW w:type="dxa" w:w="4320"/>
+          </w:tcPr>
+          <w:p>
+            <w:r>
+              <w:t>16</w:t>
+            </w:r>
+          </w:p>
+        </w:tc>
+        <w:tc>
+          <w:tcPr>
+            <w:tcW w:type="dxa" w:w="4320"/>
+          </w:tcPr>
+          <w:p>
+            <w:r>
+              <w:t>Cumulative selected readings from Chapters 1-17 and 44-45</w:t>
+            </w:r>
+          </w:p>
+        </w:tc>
+      </w:tr>
+    </w:tbl>
     <w:p>
       <w:pPr>
         <w:pStyle w:val="Heading2"/>
@@ -2032,12 +3226,11 @@
     </w:p>
     <w:p>
       <w:r>
-        <w:t>Fall 2026 term anchors are from the College of the Redwoods 2026-2027 Academic</w:t>
+        <w:t>College of the Redwoods 2026-2027 Academic Calendar:</w:t>
         <w:br/>
-        <w:t xml:space="preserve">Calendar: </w:t>
       </w:r>
       <w:r>
-        <w:t>https://www.redwoods.edu/academics/documents/AcademicCalendar_2026-2027_DIGITAL.pdf</w:t>
+        <w:t>https://www.redwoods.edu/academics/documents/calendars/AcademicCalendar_2026-2027_DIGITAL.pdf</w:t>
       </w:r>
       <w:r>
         <w:t>.</w:t>

--- a/PUBLISHED/biol-1/course/Schedule.docx
+++ b/PUBLISHED/biol-1/course/Schedule.docx
@@ -33,7 +33,9 @@
         <w:br/>
         <w:t>Required meetings are Tuesdays and Thursdays, 5:30–8:40 PM. The first class</w:t>
         <w:br/>
-        <w:t>meeting is August 25. The planned section final examination is December 10;</w:t>
+        <w:t>meeting is August 27 (the originally scheduled August 25 meeting is</w:t>
+        <w:br/>
+        <w:t>cancelled). The planned section final examination is December 10;</w:t>
         <w:br/>
         <w:t>December 15 is reserved for feedback and post-final discussions.</w:t>
       </w:r>
@@ -151,78 +153,6 @@
           </w:tcPr>
           <w:p>
             <w:r>
-              <w:t>Tue</w:t>
-            </w:r>
-          </w:p>
-        </w:tc>
-        <w:tc>
-          <w:tcPr>
-            <w:tcW w:type="dxa" w:w="1234"/>
-          </w:tcPr>
-          <w:p>
-            <w:r>
-              <w:t>8/25</w:t>
-            </w:r>
-          </w:p>
-        </w:tc>
-        <w:tc>
-          <w:tcPr>
-            <w:tcW w:type="dxa" w:w="1234"/>
-          </w:tcPr>
-          <w:p>
-            <w:r>
-              <w:t>Module 1: Biology - The Study of Life; Lab 1</w:t>
-            </w:r>
-          </w:p>
-        </w:tc>
-        <w:tc>
-          <w:tcPr>
-            <w:tcW w:type="dxa" w:w="1234"/>
-          </w:tcPr>
-          <w:p>
-            <w:r>
-              <w:t>Ch. 1</w:t>
-            </w:r>
-          </w:p>
-        </w:tc>
-        <w:tc>
-          <w:tcPr>
-            <w:tcW w:type="dxa" w:w="1234"/>
-          </w:tcPr>
-          <w:p>
-            <w:r>
-              <w:t>First class meeting</w:t>
-            </w:r>
-          </w:p>
-        </w:tc>
-      </w:tr>
-      <w:tr>
-        <w:tc>
-          <w:tcPr>
-            <w:tcW w:type="dxa" w:w="1234"/>
-          </w:tcPr>
-          <w:p>
-            <w:r>
-              <w:t>2</w:t>
-            </w:r>
-          </w:p>
-        </w:tc>
-        <w:tc>
-          <w:tcPr>
-            <w:tcW w:type="dxa" w:w="1234"/>
-          </w:tcPr>
-          <w:p>
-            <w:r>
-              <w:t>1</w:t>
-            </w:r>
-          </w:p>
-        </w:tc>
-        <w:tc>
-          <w:tcPr>
-            <w:tcW w:type="dxa" w:w="1234"/>
-          </w:tcPr>
-          <w:p>
-            <w:r>
               <w:t>Thu</w:t>
             </w:r>
           </w:p>
@@ -273,7 +203,7 @@
           </w:tcPr>
           <w:p>
             <w:r>
-              <w:t>3</w:t>
+              <w:t>2</w:t>
             </w:r>
           </w:p>
         </w:tc>
@@ -343,7 +273,7 @@
           </w:tcPr>
           <w:p>
             <w:r>
-              <w:t>4</w:t>
+              <w:t>3</w:t>
             </w:r>
           </w:p>
         </w:tc>
@@ -413,7 +343,7 @@
           </w:tcPr>
           <w:p>
             <w:r>
-              <w:t>5</w:t>
+              <w:t>4</w:t>
             </w:r>
           </w:p>
         </w:tc>
@@ -483,7 +413,7 @@
           </w:tcPr>
           <w:p>
             <w:r>
-              <w:t>6</w:t>
+              <w:t>5</w:t>
             </w:r>
           </w:p>
         </w:tc>
@@ -553,7 +483,7 @@
           </w:tcPr>
           <w:p>
             <w:r>
-              <w:t>7</w:t>
+              <w:t>6</w:t>
             </w:r>
           </w:p>
         </w:tc>
@@ -625,7 +555,7 @@
           </w:tcPr>
           <w:p>
             <w:r>
-              <w:t>8</w:t>
+              <w:t>7</w:t>
             </w:r>
           </w:p>
         </w:tc>
@@ -697,7 +627,7 @@
           </w:tcPr>
           <w:p>
             <w:r>
-              <w:t>9</w:t>
+              <w:t>8</w:t>
             </w:r>
           </w:p>
         </w:tc>
@@ -767,7 +697,7 @@
           </w:tcPr>
           <w:p>
             <w:r>
-              <w:t>10</w:t>
+              <w:t>9</w:t>
             </w:r>
           </w:p>
         </w:tc>
@@ -837,7 +767,7 @@
           </w:tcPr>
           <w:p>
             <w:r>
-              <w:t>11</w:t>
+              <w:t>10</w:t>
             </w:r>
           </w:p>
         </w:tc>
@@ -907,7 +837,7 @@
           </w:tcPr>
           <w:p>
             <w:r>
-              <w:t>12</w:t>
+              <w:t>11</w:t>
             </w:r>
           </w:p>
         </w:tc>
@@ -977,7 +907,7 @@
           </w:tcPr>
           <w:p>
             <w:r>
-              <w:t>13</w:t>
+              <w:t>12</w:t>
             </w:r>
           </w:p>
         </w:tc>
@@ -1047,7 +977,7 @@
           </w:tcPr>
           <w:p>
             <w:r>
-              <w:t>14</w:t>
+              <w:t>13</w:t>
             </w:r>
           </w:p>
         </w:tc>
@@ -1119,7 +1049,7 @@
           </w:tcPr>
           <w:p>
             <w:r>
-              <w:t>15</w:t>
+              <w:t>14</w:t>
             </w:r>
           </w:p>
         </w:tc>
@@ -1191,7 +1121,7 @@
           </w:tcPr>
           <w:p>
             <w:r>
-              <w:t>16</w:t>
+              <w:t>15</w:t>
             </w:r>
           </w:p>
         </w:tc>
@@ -1263,7 +1193,7 @@
           </w:tcPr>
           <w:p>
             <w:r>
-              <w:t>17</w:t>
+              <w:t>16</w:t>
             </w:r>
           </w:p>
         </w:tc>
@@ -1333,7 +1263,7 @@
           </w:tcPr>
           <w:p>
             <w:r>
-              <w:t>18</w:t>
+              <w:t>17</w:t>
             </w:r>
           </w:p>
         </w:tc>
@@ -1403,7 +1333,7 @@
           </w:tcPr>
           <w:p>
             <w:r>
-              <w:t>19</w:t>
+              <w:t>18</w:t>
             </w:r>
           </w:p>
         </w:tc>
@@ -1473,7 +1403,7 @@
           </w:tcPr>
           <w:p>
             <w:r>
-              <w:t>20</w:t>
+              <w:t>19</w:t>
             </w:r>
           </w:p>
         </w:tc>
@@ -1545,7 +1475,7 @@
           </w:tcPr>
           <w:p>
             <w:r>
-              <w:t>21</w:t>
+              <w:t>20</w:t>
             </w:r>
           </w:p>
         </w:tc>
@@ -1617,7 +1547,7 @@
           </w:tcPr>
           <w:p>
             <w:r>
-              <w:t>22</w:t>
+              <w:t>21</w:t>
             </w:r>
           </w:p>
         </w:tc>
@@ -1689,7 +1619,7 @@
           </w:tcPr>
           <w:p>
             <w:r>
-              <w:t>23</w:t>
+              <w:t>22</w:t>
             </w:r>
           </w:p>
         </w:tc>
@@ -1761,7 +1691,7 @@
           </w:tcPr>
           <w:p>
             <w:r>
-              <w:t>24</w:t>
+              <w:t>23</w:t>
             </w:r>
           </w:p>
         </w:tc>
@@ -1833,7 +1763,7 @@
           </w:tcPr>
           <w:p>
             <w:r>
-              <w:t>25</w:t>
+              <w:t>24</w:t>
             </w:r>
           </w:p>
         </w:tc>
@@ -1905,7 +1835,7 @@
           </w:tcPr>
           <w:p>
             <w:r>
-              <w:t>26</w:t>
+              <w:t>25</w:t>
             </w:r>
           </w:p>
         </w:tc>
@@ -1945,7 +1875,7 @@
           </w:tcPr>
           <w:p>
             <w:r>
-              <w:t>Lab 20 (TBD)</w:t>
+              <w:t>Review and make-up work</w:t>
             </w:r>
           </w:p>
         </w:tc>
@@ -1955,7 +1885,7 @@
           </w:tcPr>
           <w:p>
             <w:r>
-              <w:t>TBD; cumulative reference</w:t>
+              <w:t>Cumulative Chs. 1–17, 44–45</w:t>
             </w:r>
           </w:p>
         </w:tc>
@@ -1965,7 +1895,7 @@
           </w:tcPr>
           <w:p>
             <w:r>
-              <w:t>Topic and materials pending; see Lab 20 planning record</w:t>
+              <w:t>Open session for questions and make-up work</w:t>
             </w:r>
           </w:p>
         </w:tc>
@@ -1977,7 +1907,7 @@
           </w:tcPr>
           <w:p>
             <w:r>
-              <w:t>27</w:t>
+              <w:t>26</w:t>
             </w:r>
           </w:p>
         </w:tc>
@@ -2049,7 +1979,7 @@
           </w:tcPr>
           <w:p>
             <w:r>
-              <w:t>28</w:t>
+              <w:t>27</w:t>
             </w:r>
           </w:p>
         </w:tc>
@@ -2121,7 +2051,7 @@
           </w:tcPr>
           <w:p>
             <w:r>
-              <w:t>29</w:t>
+              <w:t>28</w:t>
             </w:r>
           </w:p>
         </w:tc>
@@ -2193,7 +2123,7 @@
           </w:tcPr>
           <w:p>
             <w:r>
-              <w:t>30</w:t>
+              <w:t>29</w:t>
             </w:r>
           </w:p>
         </w:tc>
@@ -2265,7 +2195,7 @@
           </w:tcPr>
           <w:p>
             <w:r>
-              <w:t>31</w:t>
+              <w:t>30</w:t>
             </w:r>
           </w:p>
         </w:tc>
@@ -2335,7 +2265,7 @@
           </w:tcPr>
           <w:p>
             <w:r>
-              <w:t>32</w:t>
+              <w:t>31</w:t>
             </w:r>
           </w:p>
         </w:tc>
@@ -2407,7 +2337,7 @@
           </w:tcPr>
           <w:p>
             <w:r>
-              <w:t>33</w:t>
+              <w:t>32</w:t>
             </w:r>
           </w:p>
         </w:tc>
@@ -2506,7 +2436,7 @@
         <w:t>First class meeting</w:t>
       </w:r>
       <w:r>
-        <w:t>: August 25, 2026</w:t>
+        <w:t>: August 27, 2026 (August 25 meeting cancelled)</w:t>
       </w:r>
     </w:p>
     <w:p>
@@ -2725,7 +2655,7 @@
         <w:t>Exam 01</w:t>
       </w:r>
       <w:r>
-        <w:t>: September 17, 2026 - Modules 1-6</w:t>
+        <w:t>: September 22, 2026 - Modules 1-6</w:t>
       </w:r>
     </w:p>
     <w:p>
@@ -2739,7 +2669,7 @@
         <w:t>Exam 02</w:t>
       </w:r>
       <w:r>
-        <w:t>: October 13, 2026 - Modules 7-11</w:t>
+        <w:t>: October 15, 2026 - Modules 7-11</w:t>
       </w:r>
     </w:p>
     <w:p>
@@ -2753,7 +2683,7 @@
         <w:t>Exam 03</w:t>
       </w:r>
       <w:r>
-        <w:t>: November 5, 2026 - Modules 12-16</w:t>
+        <w:t>: November 10, 2026 - Modules 12-16</w:t>
       </w:r>
     </w:p>
     <w:p>
